--- a/ZAIC_결과보고서_ZEN.docx
+++ b/ZAIC_결과보고서_ZEN.docx
@@ -1420,7 +1420,7 @@
                 <w:sz w:val="19"/>
                 <w:szCs w:val="19"/>
               </w:rPr>
-              <w:t xml:space="preserve">30개</w:t>
+              <w:t xml:space="preserve">32개</w:t>
             </w:r>
           </w:p>
         </w:tc>
@@ -1452,7 +1452,7 @@
                 <w:sz w:val="20"/>
                 <w:szCs w:val="20"/>
               </w:rPr>
-              <w:t xml:space="preserve">+30개</w:t>
+              <w:t xml:space="preserve">+32개</w:t>
             </w:r>
           </w:p>
         </w:tc>
@@ -1676,7 +1676,7 @@
           <w:sz w:val="20"/>
           <w:szCs w:val="20"/>
         </w:rPr>
-        <w:t xml:space="preserve">→ 관리자 1인 기준 반복업무 월 33.6시간 절감, 판단 기준 30개 코드화(신규 관리자 동일 판단 재현), 안전 사전조치 통보 100% 달성.</w:t>
+        <w:t xml:space="preserve">→ 관리자 1인 기준 반복업무 월 33.6시간 절감, 판단 기준 32개 코드화(신규 관리자 동일 판단 재현), 안전 사전조치 통보 100% 달성.</w:t>
       </w:r>
     </w:p>
     <w:p>
@@ -3261,7 +3261,7 @@
                 <w:sz w:val="19"/>
                 <w:szCs w:val="19"/>
               </w:rPr>
-              <w:t xml:space="preserve">종합 상황판</w:t>
+              <w:t xml:space="preserve">① 계획 · 예측</w:t>
             </w:r>
           </w:p>
         </w:tc>
@@ -3293,7 +3293,7 @@
                 <w:sz w:val="19"/>
                 <w:szCs w:val="19"/>
               </w:rPr>
-              <w:t xml:space="preserve">전 영역 핵심지표 + 실시간 알림(위험/병목/조치) 1화면 관제 · AI 통합 브리핑</w:t>
+              <w:t xml:space="preserve">주간계획 업로드 → 부하율·필요인원(주간·일간) · 지연오더 · 익주 리스크 사전 산출</w:t>
             </w:r>
           </w:p>
         </w:tc>
@@ -3305,7 +3305,7 @@
         <w:tc>
           <w:tcPr>
             <w:tcW w:type="dxa" w:w="2100"/>
-            <w:shd w:fill="F5F8FC" w:color="auto" w:val="clear"/>
+            <w:shd w:fill="FFFFFF" w:color="auto" w:val="clear"/>
             <w:tcMar>
               <w:top w:type="dxa" w:w="55"/>
               <w:left w:type="dxa" w:w="90"/>
@@ -3330,39 +3330,39 @@
                 <w:sz w:val="19"/>
                 <w:szCs w:val="19"/>
               </w:rPr>
-              <w:t xml:space="preserve">계획</w:t>
+              <w:t xml:space="preserve">② 현황 · 실측</w:t>
             </w:r>
           </w:p>
         </w:tc>
         <w:tc>
           <w:tcPr>
             <w:tcW w:type="dxa" w:w="6920"/>
-            <w:shd w:fill="F5F8FC" w:color="auto" w:val="clear"/>
-            <w:tcMar>
-              <w:top w:type="dxa" w:w="55"/>
-              <w:left w:type="dxa" w:w="90"/>
-              <w:bottom w:type="dxa" w:w="55"/>
-              <w:right w:type="dxa" w:w="90"/>
-            </w:tcMar>
-            <w:vAlign w:val="center"/>
-          </w:tcPr>
-          <w:p>
-            <w:pPr>
-              <w:spacing w:after="0" w:line="262"/>
-              <w:jc w:val="center"/>
-            </w:pPr>
-            <w:r>
-              <w:rPr>
-                <w:rFonts w:ascii="맑은 고딕" w:cs="맑은 고딕" w:eastAsia="맑은 고딕" w:hAnsi="맑은 고딕"/>
-                <w:b w:val="false"/>
-                <w:bCs w:val="false"/>
-                <w:i w:val="false"/>
-                <w:iCs w:val="false"/>
-                <w:color w:val="1F2937"/>
-                <w:sz w:val="19"/>
-                <w:szCs w:val="19"/>
-              </w:rPr>
-              <w:t xml:space="preserve">주간계획 · 부하율/필요인원(그룹별 주CAPA·보유 TO 108) · 지연오더</w:t>
+            <w:shd w:fill="FFFFFF" w:color="auto" w:val="clear"/>
+            <w:tcMar>
+              <w:top w:type="dxa" w:w="55"/>
+              <w:left w:type="dxa" w:w="90"/>
+              <w:bottom w:type="dxa" w:w="55"/>
+              <w:right w:type="dxa" w:w="90"/>
+            </w:tcMar>
+            <w:vAlign w:val="center"/>
+          </w:tcPr>
+          <w:p>
+            <w:pPr>
+              <w:spacing w:after="0" w:line="262"/>
+              <w:jc w:val="center"/>
+            </w:pPr>
+            <w:r>
+              <w:rPr>
+                <w:rFonts w:ascii="맑은 고딕" w:cs="맑은 고딕" w:eastAsia="맑은 고딕" w:hAnsi="맑은 고딕"/>
+                <w:b w:val="false"/>
+                <w:bCs w:val="false"/>
+                <w:i w:val="false"/>
+                <w:iCs w:val="false"/>
+                <w:color w:val="1F2937"/>
+                <w:sz w:val="19"/>
+                <w:szCs w:val="19"/>
+              </w:rPr>
+              <w:t xml:space="preserve">컨트롤타워(전 영역 핵심지표·실시간 알림) · 현장 8 Agent(생산·인력·세척·창고·간접작업·안전·품질·분석보고)</w:t>
             </w:r>
           </w:p>
         </w:tc>
@@ -3399,7 +3399,7 @@
                 <w:sz w:val="19"/>
                 <w:szCs w:val="19"/>
               </w:rPr>
-              <w:t xml:space="preserve">운영</w:t>
+              <w:t xml:space="preserve">③ 판단 · 조치</w:t>
             </w:r>
           </w:p>
         </w:tc>
@@ -3431,7 +3431,7 @@
                 <w:sz w:val="19"/>
                 <w:szCs w:val="19"/>
               </w:rPr>
-              <w:t xml:space="preserve">생산 · 인력 · 세척 · 창고(적치율) · 간접작업(오리콘·P-BOX 세척 실적)</w:t>
+              <w:t xml:space="preserve">전 Agent 판단 집결 → 조치 문안 자동 생성 · 담당/기한 부여 · 미조치 재알림 · 조치율 실계산</w:t>
             </w:r>
           </w:p>
         </w:tc>
@@ -3443,7 +3443,7 @@
         <w:tc>
           <w:tcPr>
             <w:tcW w:type="dxa" w:w="2100"/>
-            <w:shd w:fill="F5F8FC" w:color="auto" w:val="clear"/>
+            <w:shd w:fill="FFFFFF" w:color="auto" w:val="clear"/>
             <w:tcMar>
               <w:top w:type="dxa" w:w="55"/>
               <w:left w:type="dxa" w:w="90"/>
@@ -3468,39 +3468,39 @@
                 <w:sz w:val="19"/>
                 <w:szCs w:val="19"/>
               </w:rPr>
-              <w:t xml:space="preserve">품질·안전</w:t>
+              <w:t xml:space="preserve">④ 보고</w:t>
             </w:r>
           </w:p>
         </w:tc>
         <w:tc>
           <w:tcPr>
             <w:tcW w:type="dxa" w:w="6920"/>
-            <w:shd w:fill="F5F8FC" w:color="auto" w:val="clear"/>
-            <w:tcMar>
-              <w:top w:type="dxa" w:w="55"/>
-              <w:left w:type="dxa" w:w="90"/>
-              <w:bottom w:type="dxa" w:w="55"/>
-              <w:right w:type="dxa" w:w="90"/>
-            </w:tcMar>
-            <w:vAlign w:val="center"/>
-          </w:tcPr>
-          <w:p>
-            <w:pPr>
-              <w:spacing w:after="0" w:line="262"/>
-              <w:jc w:val="center"/>
-            </w:pPr>
-            <w:r>
-              <w:rPr>
-                <w:rFonts w:ascii="맑은 고딕" w:cs="맑은 고딕" w:eastAsia="맑은 고딕" w:hAnsi="맑은 고딕"/>
-                <w:b w:val="false"/>
-                <w:bCs w:val="false"/>
-                <w:i w:val="false"/>
-                <w:iCs w:val="false"/>
-                <w:color w:val="1F2937"/>
-                <w:sz w:val="19"/>
-                <w:szCs w:val="19"/>
-              </w:rPr>
-              <w:t xml:space="preserve">품질(불량 추이·파레토) · 안전(TBM·폭염·위험요인)</w:t>
+            <w:shd w:fill="FFFFFF" w:color="auto" w:val="clear"/>
+            <w:tcMar>
+              <w:top w:type="dxa" w:w="55"/>
+              <w:left w:type="dxa" w:w="90"/>
+              <w:bottom w:type="dxa" w:w="55"/>
+              <w:right w:type="dxa" w:w="90"/>
+            </w:tcMar>
+            <w:vAlign w:val="center"/>
+          </w:tcPr>
+          <w:p>
+            <w:pPr>
+              <w:spacing w:after="0" w:line="262"/>
+              <w:jc w:val="center"/>
+            </w:pPr>
+            <w:r>
+              <w:rPr>
+                <w:rFonts w:ascii="맑은 고딕" w:cs="맑은 고딕" w:eastAsia="맑은 고딕" w:hAnsi="맑은 고딕"/>
+                <w:b w:val="false"/>
+                <w:bCs w:val="false"/>
+                <w:i w:val="false"/>
+                <w:iCs w:val="false"/>
+                <w:color w:val="1F2937"/>
+                <w:sz w:val="19"/>
+                <w:szCs w:val="19"/>
+              </w:rPr>
+              <w:t xml:space="preserve">일간 · 주간 · 월마감 보고서 자동 작성 · KPI/LOSS(OEE·원가) · 보고문 원클릭 복사</w:t>
             </w:r>
           </w:p>
         </w:tc>
@@ -3537,7 +3537,7 @@
                 <w:sz w:val="19"/>
                 <w:szCs w:val="19"/>
               </w:rPr>
-              <w:t xml:space="preserve">분석·보고</w:t>
+              <w:t xml:space="preserve">기준 · 관리</w:t>
             </w:r>
           </w:p>
         </w:tc>
@@ -3569,81 +3569,31 @@
                 <w:sz w:val="19"/>
                 <w:szCs w:val="19"/>
               </w:rPr>
-              <w:t xml:space="preserve">KPI·LOSS(OEE·원가) · 월마감 자동보고서 · 일일 보고문 자동생성</w:t>
-            </w:r>
-          </w:p>
-        </w:tc>
-      </w:tr>
-      <w:tr>
-        <w:trPr>
-          <w:tblHeader w:val="false"/>
-        </w:trPr>
-        <w:tc>
-          <w:tcPr>
-            <w:tcW w:type="dxa" w:w="2100"/>
-            <w:shd w:fill="F5F8FC" w:color="auto" w:val="clear"/>
-            <w:tcMar>
-              <w:top w:type="dxa" w:w="55"/>
-              <w:left w:type="dxa" w:w="90"/>
-              <w:bottom w:type="dxa" w:w="55"/>
-              <w:right w:type="dxa" w:w="90"/>
-            </w:tcMar>
-            <w:vAlign w:val="center"/>
-          </w:tcPr>
-          <w:p>
-            <w:pPr>
-              <w:spacing w:after="0" w:line="262"/>
-              <w:jc w:val="left"/>
-            </w:pPr>
-            <w:r>
-              <w:rPr>
-                <w:rFonts w:ascii="맑은 고딕" w:cs="맑은 고딕" w:eastAsia="맑은 고딕" w:hAnsi="맑은 고딕"/>
-                <w:b w:val="false"/>
-                <w:bCs w:val="false"/>
-                <w:i w:val="false"/>
-                <w:iCs w:val="false"/>
-                <w:color w:val="1F2937"/>
-                <w:sz w:val="19"/>
-                <w:szCs w:val="19"/>
-              </w:rPr>
-              <w:t xml:space="preserve">도구</w:t>
-            </w:r>
-          </w:p>
-        </w:tc>
-        <w:tc>
-          <w:tcPr>
-            <w:tcW w:type="dxa" w:w="6920"/>
-            <w:shd w:fill="F5F8FC" w:color="auto" w:val="clear"/>
-            <w:tcMar>
-              <w:top w:type="dxa" w:w="55"/>
-              <w:left w:type="dxa" w:w="90"/>
-              <w:bottom w:type="dxa" w:w="55"/>
-              <w:right w:type="dxa" w:w="90"/>
-            </w:tcMar>
-            <w:vAlign w:val="center"/>
-          </w:tcPr>
-          <w:p>
-            <w:pPr>
-              <w:spacing w:after="0" w:line="262"/>
-              <w:jc w:val="center"/>
-            </w:pPr>
-            <w:r>
-              <w:rPr>
-                <w:rFonts w:ascii="맑은 고딕" w:cs="맑은 고딕" w:eastAsia="맑은 고딕" w:hAnsi="맑은 고딕"/>
-                <w:b w:val="false"/>
-                <w:bCs w:val="false"/>
-                <w:i w:val="false"/>
-                <w:iCs w:val="false"/>
-                <w:color w:val="1F2937"/>
-                <w:sz w:val="19"/>
-                <w:szCs w:val="19"/>
-              </w:rPr>
-              <w:t xml:space="preserve">OPL 자동생성 · 데이터 관리(엑셀/CSV·라이브 API 연동)</w:t>
+              <w:t xml:space="preserve">판단 룰 카탈로그(32개·발동 현황) · 기준·연동(엑셀/CSV 업로드, 현장 앱 실시간 연동) · OPL 자동생성</w:t>
             </w:r>
           </w:p>
         </w:tc>
       </w:tr>
     </w:tbl>
+    <w:p>
+      <w:pPr>
+        <w:spacing w:after="100" w:before="0" w:line="276"/>
+        <w:jc w:val="left"/>
+      </w:pPr>
+      <w:r>
+        <w:rPr>
+          <w:rFonts w:ascii="맑은 고딕" w:cs="맑은 고딕" w:eastAsia="맑은 고딕" w:hAnsi="맑은 고딕"/>
+          <w:b w:val="false"/>
+          <w:bCs w:val="false"/>
+          <w:i w:val="false"/>
+          <w:iCs w:val="false"/>
+          <w:color w:val="1F2937"/>
+          <w:sz w:val="20"/>
+          <w:szCs w:val="20"/>
+        </w:rPr>
+        <w:t xml:space="preserve">현장 앱 실시간 연동 : 현장에서 이미 쓰고 있는 앱의 데이터를 플랫폼이 직접 읽어 60초 주기로 판단을 갱신한다. 간접작업 실적(오리콘·P-BOX), 세척실 대기·진행 현황, 기상청 실황 기반 체감온도(WBGT), 포장재 창고 구역별 적치 4종이 가동 중이며, 적치 판단은 창고 앱 12개 구역의 최근 점검일 실측을 그대로 사용한다. 서버에 닿지 않으면 마지막 값과 기준값을 유지하고 연결 상태를 화면에 표시해, 실측인지 기준값인지를 판단 근거에 함께 남긴다.</w:t>
+      </w:r>
+    </w:p>
     <w:p>
       <w:pPr>
         <w:pStyle w:val="Heading1"/>
@@ -3658,7 +3608,7 @@
           <w:sz w:val="26"/>
           <w:szCs w:val="26"/>
         </w:rPr>
-        <w:t xml:space="preserve">5. 판단 기준(룰) 30개 코드화 — 핵심 자산</w:t>
+        <w:t xml:space="preserve">5. 판단 기준(룰) 32개 코드화 — 핵심 자산</w:t>
       </w:r>
     </w:p>
     <w:p>
@@ -3895,7 +3845,7 @@
                 <w:sz w:val="19"/>
                 <w:szCs w:val="19"/>
               </w:rPr>
-              <w:t xml:space="preserve">생산</w:t>
+              <w:t xml:space="preserve">인력</w:t>
             </w:r>
           </w:p>
         </w:tc>
@@ -3927,7 +3877,7 @@
                 <w:sz w:val="19"/>
                 <w:szCs w:val="19"/>
               </w:rPr>
-              <w:t xml:space="preserve">라인 달성률 &lt; 70%</w:t>
+              <w:t xml:space="preserve">부하율 = 계획량 ÷ 인력 주CAPA ≥ 100%</w:t>
             </w:r>
           </w:p>
         </w:tc>
@@ -3959,7 +3909,7 @@
                 <w:sz w:val="19"/>
                 <w:szCs w:val="19"/>
               </w:rPr>
-              <w:t xml:space="preserve">지연 위험 경고</w:t>
+              <w:t xml:space="preserve">과부하 그룹 · 인력 부족 구간 → 여유 그룹 재배치 · 필요 T/O 산출</w:t>
             </w:r>
           </w:p>
         </w:tc>
@@ -3971,7 +3921,7 @@
         <w:tc>
           <w:tcPr>
             <w:tcW w:type="dxa" w:w="440"/>
-            <w:shd w:fill="F5F8FC" w:color="auto" w:val="clear"/>
+            <w:shd w:fill="FFFFFF" w:color="auto" w:val="clear"/>
             <w:tcMar>
               <w:top w:type="dxa" w:w="55"/>
               <w:left w:type="dxa" w:w="90"/>
@@ -4003,96 +3953,96 @@
         <w:tc>
           <w:tcPr>
             <w:tcW w:type="dxa" w:w="1080"/>
-            <w:shd w:fill="F5F8FC" w:color="auto" w:val="clear"/>
-            <w:tcMar>
-              <w:top w:type="dxa" w:w="55"/>
-              <w:left w:type="dxa" w:w="90"/>
-              <w:bottom w:type="dxa" w:w="55"/>
-              <w:right w:type="dxa" w:w="90"/>
-            </w:tcMar>
-            <w:vAlign w:val="center"/>
-          </w:tcPr>
-          <w:p>
-            <w:pPr>
-              <w:spacing w:after="0" w:line="262"/>
-              <w:jc w:val="center"/>
-            </w:pPr>
-            <w:r>
-              <w:rPr>
-                <w:rFonts w:ascii="맑은 고딕" w:cs="맑은 고딕" w:eastAsia="맑은 고딕" w:hAnsi="맑은 고딕"/>
-                <w:b w:val="false"/>
-                <w:bCs w:val="false"/>
-                <w:i w:val="false"/>
-                <w:iCs w:val="false"/>
-                <w:color w:val="1F2937"/>
-                <w:sz w:val="19"/>
-                <w:szCs w:val="19"/>
-              </w:rPr>
-              <w:t xml:space="preserve">생산</w:t>
+            <w:shd w:fill="FFFFFF" w:color="auto" w:val="clear"/>
+            <w:tcMar>
+              <w:top w:type="dxa" w:w="55"/>
+              <w:left w:type="dxa" w:w="90"/>
+              <w:bottom w:type="dxa" w:w="55"/>
+              <w:right w:type="dxa" w:w="90"/>
+            </w:tcMar>
+            <w:vAlign w:val="center"/>
+          </w:tcPr>
+          <w:p>
+            <w:pPr>
+              <w:spacing w:after="0" w:line="262"/>
+              <w:jc w:val="center"/>
+            </w:pPr>
+            <w:r>
+              <w:rPr>
+                <w:rFonts w:ascii="맑은 고딕" w:cs="맑은 고딕" w:eastAsia="맑은 고딕" w:hAnsi="맑은 고딕"/>
+                <w:b w:val="false"/>
+                <w:bCs w:val="false"/>
+                <w:i w:val="false"/>
+                <w:iCs w:val="false"/>
+                <w:color w:val="1F2937"/>
+                <w:sz w:val="19"/>
+                <w:szCs w:val="19"/>
+              </w:rPr>
+              <w:t xml:space="preserve">인력</w:t>
             </w:r>
           </w:p>
         </w:tc>
         <w:tc>
           <w:tcPr>
             <w:tcW w:type="dxa" w:w="4200"/>
-            <w:shd w:fill="F5F8FC" w:color="auto" w:val="clear"/>
-            <w:tcMar>
-              <w:top w:type="dxa" w:w="55"/>
-              <w:left w:type="dxa" w:w="90"/>
-              <w:bottom w:type="dxa" w:w="55"/>
-              <w:right w:type="dxa" w:w="90"/>
-            </w:tcMar>
-            <w:vAlign w:val="center"/>
-          </w:tcPr>
-          <w:p>
-            <w:pPr>
-              <w:spacing w:after="0" w:line="262"/>
-              <w:jc w:val="center"/>
-            </w:pPr>
-            <w:r>
-              <w:rPr>
-                <w:rFonts w:ascii="맑은 고딕" w:cs="맑은 고딕" w:eastAsia="맑은 고딕" w:hAnsi="맑은 고딕"/>
-                <w:b w:val="false"/>
-                <w:bCs w:val="false"/>
-                <w:i w:val="false"/>
-                <w:iCs w:val="false"/>
-                <w:color w:val="1F2937"/>
-                <w:sz w:val="19"/>
-                <w:szCs w:val="19"/>
-              </w:rPr>
-              <w:t xml:space="preserve">CAPA 부하율 ≥ 100%</w:t>
+            <w:shd w:fill="FFFFFF" w:color="auto" w:val="clear"/>
+            <w:tcMar>
+              <w:top w:type="dxa" w:w="55"/>
+              <w:left w:type="dxa" w:w="90"/>
+              <w:bottom w:type="dxa" w:w="55"/>
+              <w:right w:type="dxa" w:w="90"/>
+            </w:tcMar>
+            <w:vAlign w:val="center"/>
+          </w:tcPr>
+          <w:p>
+            <w:pPr>
+              <w:spacing w:after="0" w:line="262"/>
+              <w:jc w:val="center"/>
+            </w:pPr>
+            <w:r>
+              <w:rPr>
+                <w:rFonts w:ascii="맑은 고딕" w:cs="맑은 고딕" w:eastAsia="맑은 고딕" w:hAnsi="맑은 고딕"/>
+                <w:b w:val="false"/>
+                <w:bCs w:val="false"/>
+                <w:i w:val="false"/>
+                <w:iCs w:val="false"/>
+                <w:color w:val="1F2937"/>
+                <w:sz w:val="19"/>
+                <w:szCs w:val="19"/>
+              </w:rPr>
+              <w:t xml:space="preserve">부하율 &lt; 70%</w:t>
             </w:r>
           </w:p>
         </w:tc>
         <w:tc>
           <w:tcPr>
             <w:tcW w:type="dxa" w:w="3300"/>
-            <w:shd w:fill="F5F8FC" w:color="auto" w:val="clear"/>
-            <w:tcMar>
-              <w:top w:type="dxa" w:w="55"/>
-              <w:left w:type="dxa" w:w="90"/>
-              <w:bottom w:type="dxa" w:w="55"/>
-              <w:right w:type="dxa" w:w="90"/>
-            </w:tcMar>
-            <w:vAlign w:val="center"/>
-          </w:tcPr>
-          <w:p>
-            <w:pPr>
-              <w:spacing w:after="0" w:line="262"/>
-              <w:jc w:val="center"/>
-            </w:pPr>
-            <w:r>
-              <w:rPr>
-                <w:rFonts w:ascii="맑은 고딕" w:cs="맑은 고딕" w:eastAsia="맑은 고딕" w:hAnsi="맑은 고딕"/>
-                <w:b w:val="false"/>
-                <w:bCs w:val="false"/>
-                <w:i w:val="false"/>
-                <w:iCs w:val="false"/>
-                <w:color w:val="1F2937"/>
-                <w:sz w:val="19"/>
-                <w:szCs w:val="19"/>
-              </w:rPr>
-              <w:t xml:space="preserve">잔업·증원 필요</w:t>
+            <w:shd w:fill="FFFFFF" w:color="auto" w:val="clear"/>
+            <w:tcMar>
+              <w:top w:type="dxa" w:w="55"/>
+              <w:left w:type="dxa" w:w="90"/>
+              <w:bottom w:type="dxa" w:w="55"/>
+              <w:right w:type="dxa" w:w="90"/>
+            </w:tcMar>
+            <w:vAlign w:val="center"/>
+          </w:tcPr>
+          <w:p>
+            <w:pPr>
+              <w:spacing w:after="0" w:line="262"/>
+              <w:jc w:val="center"/>
+            </w:pPr>
+            <w:r>
+              <w:rPr>
+                <w:rFonts w:ascii="맑은 고딕" w:cs="맑은 고딕" w:eastAsia="맑은 고딕" w:hAnsi="맑은 고딕"/>
+                <w:b w:val="false"/>
+                <w:bCs w:val="false"/>
+                <w:i w:val="false"/>
+                <w:iCs w:val="false"/>
+                <w:color w:val="1F2937"/>
+                <w:sz w:val="19"/>
+                <w:szCs w:val="19"/>
+              </w:rPr>
+              <w:t xml:space="preserve">여유 인력 → 타 그룹 지원 전환 추천</w:t>
             </w:r>
           </w:p>
         </w:tc>
@@ -4161,7 +4111,7 @@
                 <w:sz w:val="19"/>
                 <w:szCs w:val="19"/>
               </w:rPr>
-              <w:t xml:space="preserve">생산</w:t>
+              <w:t xml:space="preserve">인력</w:t>
             </w:r>
           </w:p>
         </w:tc>
@@ -4193,7 +4143,7 @@
                 <w:sz w:val="19"/>
                 <w:szCs w:val="19"/>
               </w:rPr>
-              <w:t xml:space="preserve">예상 종료시간</w:t>
+              <w:t xml:space="preserve">그룹 간 부족·여유 격차 &gt; 0.4명</w:t>
             </w:r>
           </w:p>
         </w:tc>
@@ -4225,7 +4175,7 @@
                 <w:sz w:val="19"/>
                 <w:szCs w:val="19"/>
               </w:rPr>
-              <w:t xml:space="preserve">최지연 라인 자동 산출</w:t>
+              <w:t xml:space="preserve">재배치 대상 → 이동 배치안 자동 생성</w:t>
             </w:r>
           </w:p>
         </w:tc>
@@ -4237,7 +4187,7 @@
         <w:tc>
           <w:tcPr>
             <w:tcW w:type="dxa" w:w="440"/>
-            <w:shd w:fill="F5F8FC" w:color="auto" w:val="clear"/>
+            <w:shd w:fill="FFFFFF" w:color="auto" w:val="clear"/>
             <w:tcMar>
               <w:top w:type="dxa" w:w="55"/>
               <w:left w:type="dxa" w:w="90"/>
@@ -4269,96 +4219,96 @@
         <w:tc>
           <w:tcPr>
             <w:tcW w:type="dxa" w:w="1080"/>
-            <w:shd w:fill="F5F8FC" w:color="auto" w:val="clear"/>
-            <w:tcMar>
-              <w:top w:type="dxa" w:w="55"/>
-              <w:left w:type="dxa" w:w="90"/>
-              <w:bottom w:type="dxa" w:w="55"/>
-              <w:right w:type="dxa" w:w="90"/>
-            </w:tcMar>
-            <w:vAlign w:val="center"/>
-          </w:tcPr>
-          <w:p>
-            <w:pPr>
-              <w:spacing w:after="0" w:line="262"/>
-              <w:jc w:val="center"/>
-            </w:pPr>
-            <w:r>
-              <w:rPr>
-                <w:rFonts w:ascii="맑은 고딕" w:cs="맑은 고딕" w:eastAsia="맑은 고딕" w:hAnsi="맑은 고딕"/>
-                <w:b w:val="false"/>
-                <w:bCs w:val="false"/>
-                <w:i w:val="false"/>
-                <w:iCs w:val="false"/>
-                <w:color w:val="1F2937"/>
-                <w:sz w:val="19"/>
-                <w:szCs w:val="19"/>
-              </w:rPr>
-              <w:t xml:space="preserve">계획</w:t>
+            <w:shd w:fill="FFFFFF" w:color="auto" w:val="clear"/>
+            <w:tcMar>
+              <w:top w:type="dxa" w:w="55"/>
+              <w:left w:type="dxa" w:w="90"/>
+              <w:bottom w:type="dxa" w:w="55"/>
+              <w:right w:type="dxa" w:w="90"/>
+            </w:tcMar>
+            <w:vAlign w:val="center"/>
+          </w:tcPr>
+          <w:p>
+            <w:pPr>
+              <w:spacing w:after="0" w:line="262"/>
+              <w:jc w:val="center"/>
+            </w:pPr>
+            <w:r>
+              <w:rPr>
+                <w:rFonts w:ascii="맑은 고딕" w:cs="맑은 고딕" w:eastAsia="맑은 고딕" w:hAnsi="맑은 고딕"/>
+                <w:b w:val="false"/>
+                <w:bCs w:val="false"/>
+                <w:i w:val="false"/>
+                <w:iCs w:val="false"/>
+                <w:color w:val="1F2937"/>
+                <w:sz w:val="19"/>
+                <w:szCs w:val="19"/>
+              </w:rPr>
+              <w:t xml:space="preserve">인력</w:t>
             </w:r>
           </w:p>
         </w:tc>
         <w:tc>
           <w:tcPr>
             <w:tcW w:type="dxa" w:w="4200"/>
-            <w:shd w:fill="F5F8FC" w:color="auto" w:val="clear"/>
-            <w:tcMar>
-              <w:top w:type="dxa" w:w="55"/>
-              <w:left w:type="dxa" w:w="90"/>
-              <w:bottom w:type="dxa" w:w="55"/>
-              <w:right w:type="dxa" w:w="90"/>
-            </w:tcMar>
-            <w:vAlign w:val="center"/>
-          </w:tcPr>
-          <w:p>
-            <w:pPr>
-              <w:spacing w:after="0" w:line="262"/>
-              <w:jc w:val="center"/>
-            </w:pPr>
-            <w:r>
-              <w:rPr>
-                <w:rFonts w:ascii="맑은 고딕" w:cs="맑은 고딕" w:eastAsia="맑은 고딕" w:hAnsi="맑은 고딕"/>
-                <w:b w:val="false"/>
-                <w:bCs w:val="false"/>
-                <w:i w:val="false"/>
-                <w:iCs w:val="false"/>
-                <w:color w:val="1F2937"/>
-                <w:sz w:val="19"/>
-                <w:szCs w:val="19"/>
-              </w:rPr>
-              <w:t xml:space="preserve">부하율 = 계획 ÷ (주CAPA×가동일)</w:t>
+            <w:shd w:fill="FFFFFF" w:color="auto" w:val="clear"/>
+            <w:tcMar>
+              <w:top w:type="dxa" w:w="55"/>
+              <w:left w:type="dxa" w:w="90"/>
+              <w:bottom w:type="dxa" w:w="55"/>
+              <w:right w:type="dxa" w:w="90"/>
+            </w:tcMar>
+            <w:vAlign w:val="center"/>
+          </w:tcPr>
+          <w:p>
+            <w:pPr>
+              <w:spacing w:after="0" w:line="262"/>
+              <w:jc w:val="center"/>
+            </w:pPr>
+            <w:r>
+              <w:rPr>
+                <w:rFonts w:ascii="맑은 고딕" w:cs="맑은 고딕" w:eastAsia="맑은 고딕" w:hAnsi="맑은 고딕"/>
+                <w:b w:val="false"/>
+                <w:bCs w:val="false"/>
+                <w:i w:val="false"/>
+                <w:iCs w:val="false"/>
+                <w:color w:val="1F2937"/>
+                <w:sz w:val="19"/>
+                <w:szCs w:val="19"/>
+              </w:rPr>
+              <w:t xml:space="preserve">신장률 시뮬레이션(±%) 입력값</w:t>
             </w:r>
           </w:p>
         </w:tc>
         <w:tc>
           <w:tcPr>
             <w:tcW w:type="dxa" w:w="3300"/>
-            <w:shd w:fill="F5F8FC" w:color="auto" w:val="clear"/>
-            <w:tcMar>
-              <w:top w:type="dxa" w:w="55"/>
-              <w:left w:type="dxa" w:w="90"/>
-              <w:bottom w:type="dxa" w:w="55"/>
-              <w:right w:type="dxa" w:w="90"/>
-            </w:tcMar>
-            <w:vAlign w:val="center"/>
-          </w:tcPr>
-          <w:p>
-            <w:pPr>
-              <w:spacing w:after="0" w:line="262"/>
-              <w:jc w:val="center"/>
-            </w:pPr>
-            <w:r>
-              <w:rPr>
-                <w:rFonts w:ascii="맑은 고딕" w:cs="맑은 고딕" w:eastAsia="맑은 고딕" w:hAnsi="맑은 고딕"/>
-                <w:b w:val="false"/>
-                <w:bCs w:val="false"/>
-                <w:i w:val="false"/>
-                <w:iCs w:val="false"/>
-                <w:color w:val="1F2937"/>
-                <w:sz w:val="19"/>
-                <w:szCs w:val="19"/>
-              </w:rPr>
-              <w:t xml:space="preserve">그룹·라인 자동 산출</w:t>
+            <w:shd w:fill="FFFFFF" w:color="auto" w:val="clear"/>
+            <w:tcMar>
+              <w:top w:type="dxa" w:w="55"/>
+              <w:left w:type="dxa" w:w="90"/>
+              <w:bottom w:type="dxa" w:w="55"/>
+              <w:right w:type="dxa" w:w="90"/>
+            </w:tcMar>
+            <w:vAlign w:val="center"/>
+          </w:tcPr>
+          <w:p>
+            <w:pPr>
+              <w:spacing w:after="0" w:line="262"/>
+              <w:jc w:val="center"/>
+            </w:pPr>
+            <w:r>
+              <w:rPr>
+                <w:rFonts w:ascii="맑은 고딕" w:cs="맑은 고딕" w:eastAsia="맑은 고딕" w:hAnsi="맑은 고딕"/>
+                <w:b w:val="false"/>
+                <w:bCs w:val="false"/>
+                <w:i w:val="false"/>
+                <w:iCs w:val="false"/>
+                <w:color w:val="1F2937"/>
+                <w:sz w:val="19"/>
+                <w:szCs w:val="19"/>
+              </w:rPr>
+              <w:t xml:space="preserve">필요 인원 변화 → 시나리오별 T/O 재산출</w:t>
             </w:r>
           </w:p>
         </w:tc>
@@ -4427,7 +4377,7 @@
                 <w:sz w:val="19"/>
                 <w:szCs w:val="19"/>
               </w:rPr>
-              <w:t xml:space="preserve">계획</w:t>
+              <w:t xml:space="preserve">인력</w:t>
             </w:r>
           </w:p>
         </w:tc>
@@ -4459,7 +4409,7 @@
                 <w:sz w:val="19"/>
                 <w:szCs w:val="19"/>
               </w:rPr>
-              <w:t xml:space="preserve">필요인원 = 표준인원×부하율</w:t>
+              <w:t xml:space="preserve">주간계획 업로드 즉시</w:t>
             </w:r>
           </w:p>
         </w:tc>
@@ -4491,7 +4441,7 @@
                 <w:sz w:val="19"/>
                 <w:szCs w:val="19"/>
               </w:rPr>
-              <w:t xml:space="preserve">보유 TO 108 대비 판정</w:t>
+              <w:t xml:space="preserve">익주 부족·여유 사전 산출 → 발생 전 알람 (선제 판단)</w:t>
             </w:r>
           </w:p>
         </w:tc>
@@ -4503,7 +4453,7 @@
         <w:tc>
           <w:tcPr>
             <w:tcW w:type="dxa" w:w="440"/>
-            <w:shd w:fill="F5F8FC" w:color="auto" w:val="clear"/>
+            <w:shd w:fill="FFFFFF" w:color="auto" w:val="clear"/>
             <w:tcMar>
               <w:top w:type="dxa" w:w="55"/>
               <w:left w:type="dxa" w:w="90"/>
@@ -4535,96 +4485,96 @@
         <w:tc>
           <w:tcPr>
             <w:tcW w:type="dxa" w:w="1080"/>
-            <w:shd w:fill="F5F8FC" w:color="auto" w:val="clear"/>
-            <w:tcMar>
-              <w:top w:type="dxa" w:w="55"/>
-              <w:left w:type="dxa" w:w="90"/>
-              <w:bottom w:type="dxa" w:w="55"/>
-              <w:right w:type="dxa" w:w="90"/>
-            </w:tcMar>
-            <w:vAlign w:val="center"/>
-          </w:tcPr>
-          <w:p>
-            <w:pPr>
-              <w:spacing w:after="0" w:line="262"/>
-              <w:jc w:val="center"/>
-            </w:pPr>
-            <w:r>
-              <w:rPr>
-                <w:rFonts w:ascii="맑은 고딕" w:cs="맑은 고딕" w:eastAsia="맑은 고딕" w:hAnsi="맑은 고딕"/>
-                <w:b w:val="false"/>
-                <w:bCs w:val="false"/>
-                <w:i w:val="false"/>
-                <w:iCs w:val="false"/>
-                <w:color w:val="1F2937"/>
-                <w:sz w:val="19"/>
-                <w:szCs w:val="19"/>
-              </w:rPr>
-              <w:t xml:space="preserve">계획</w:t>
+            <w:shd w:fill="FFFFFF" w:color="auto" w:val="clear"/>
+            <w:tcMar>
+              <w:top w:type="dxa" w:w="55"/>
+              <w:left w:type="dxa" w:w="90"/>
+              <w:bottom w:type="dxa" w:w="55"/>
+              <w:right w:type="dxa" w:w="90"/>
+            </w:tcMar>
+            <w:vAlign w:val="center"/>
+          </w:tcPr>
+          <w:p>
+            <w:pPr>
+              <w:spacing w:after="0" w:line="262"/>
+              <w:jc w:val="center"/>
+            </w:pPr>
+            <w:r>
+              <w:rPr>
+                <w:rFonts w:ascii="맑은 고딕" w:cs="맑은 고딕" w:eastAsia="맑은 고딕" w:hAnsi="맑은 고딕"/>
+                <w:b w:val="false"/>
+                <w:bCs w:val="false"/>
+                <w:i w:val="false"/>
+                <w:iCs w:val="false"/>
+                <w:color w:val="1F2937"/>
+                <w:sz w:val="19"/>
+                <w:szCs w:val="19"/>
+              </w:rPr>
+              <w:t xml:space="preserve">생산</w:t>
             </w:r>
           </w:p>
         </w:tc>
         <w:tc>
           <w:tcPr>
             <w:tcW w:type="dxa" w:w="4200"/>
-            <w:shd w:fill="F5F8FC" w:color="auto" w:val="clear"/>
-            <w:tcMar>
-              <w:top w:type="dxa" w:w="55"/>
-              <w:left w:type="dxa" w:w="90"/>
-              <w:bottom w:type="dxa" w:w="55"/>
-              <w:right w:type="dxa" w:w="90"/>
-            </w:tcMar>
-            <w:vAlign w:val="center"/>
-          </w:tcPr>
-          <w:p>
-            <w:pPr>
-              <w:spacing w:after="0" w:line="262"/>
-              <w:jc w:val="center"/>
-            </w:pPr>
-            <w:r>
-              <w:rPr>
-                <w:rFonts w:ascii="맑은 고딕" w:cs="맑은 고딕" w:eastAsia="맑은 고딕" w:hAnsi="맑은 고딕"/>
-                <w:b w:val="false"/>
-                <w:bCs w:val="false"/>
-                <w:i w:val="false"/>
-                <w:iCs w:val="false"/>
-                <w:color w:val="1F2937"/>
-                <w:sz w:val="19"/>
-                <w:szCs w:val="19"/>
-              </w:rPr>
-              <w:t xml:space="preserve">부하율 3단계</w:t>
+            <w:shd w:fill="FFFFFF" w:color="auto" w:val="clear"/>
+            <w:tcMar>
+              <w:top w:type="dxa" w:w="55"/>
+              <w:left w:type="dxa" w:w="90"/>
+              <w:bottom w:type="dxa" w:w="55"/>
+              <w:right w:type="dxa" w:w="90"/>
+            </w:tcMar>
+            <w:vAlign w:val="center"/>
+          </w:tcPr>
+          <w:p>
+            <w:pPr>
+              <w:spacing w:after="0" w:line="262"/>
+              <w:jc w:val="center"/>
+            </w:pPr>
+            <w:r>
+              <w:rPr>
+                <w:rFonts w:ascii="맑은 고딕" w:cs="맑은 고딕" w:eastAsia="맑은 고딕" w:hAnsi="맑은 고딕"/>
+                <w:b w:val="false"/>
+                <w:bCs w:val="false"/>
+                <w:i w:val="false"/>
+                <w:iCs w:val="false"/>
+                <w:color w:val="1F2937"/>
+                <w:sz w:val="19"/>
+                <w:szCs w:val="19"/>
+              </w:rPr>
+              <w:t xml:space="preserve">오더 달성률 &lt; 70%</w:t>
             </w:r>
           </w:p>
         </w:tc>
         <w:tc>
           <w:tcPr>
             <w:tcW w:type="dxa" w:w="3300"/>
-            <w:shd w:fill="F5F8FC" w:color="auto" w:val="clear"/>
-            <w:tcMar>
-              <w:top w:type="dxa" w:w="55"/>
-              <w:left w:type="dxa" w:w="90"/>
-              <w:bottom w:type="dxa" w:w="55"/>
-              <w:right w:type="dxa" w:w="90"/>
-            </w:tcMar>
-            <w:vAlign w:val="center"/>
-          </w:tcPr>
-          <w:p>
-            <w:pPr>
-              <w:spacing w:after="0" w:line="262"/>
-              <w:jc w:val="center"/>
-            </w:pPr>
-            <w:r>
-              <w:rPr>
-                <w:rFonts w:ascii="맑은 고딕" w:cs="맑은 고딕" w:eastAsia="맑은 고딕" w:hAnsi="맑은 고딕"/>
-                <w:b w:val="false"/>
-                <w:bCs w:val="false"/>
-                <w:i w:val="false"/>
-                <w:iCs w:val="false"/>
-                <w:color w:val="1F2937"/>
-                <w:sz w:val="19"/>
-                <w:szCs w:val="19"/>
-              </w:rPr>
-              <w:t xml:space="preserve">부족&lt;0.9·적정·초과&gt;1.0</w:t>
+            <w:shd w:fill="FFFFFF" w:color="auto" w:val="clear"/>
+            <w:tcMar>
+              <w:top w:type="dxa" w:w="55"/>
+              <w:left w:type="dxa" w:w="90"/>
+              <w:bottom w:type="dxa" w:w="55"/>
+              <w:right w:type="dxa" w:w="90"/>
+            </w:tcMar>
+            <w:vAlign w:val="center"/>
+          </w:tcPr>
+          <w:p>
+            <w:pPr>
+              <w:spacing w:after="0" w:line="262"/>
+              <w:jc w:val="center"/>
+            </w:pPr>
+            <w:r>
+              <w:rPr>
+                <w:rFonts w:ascii="맑은 고딕" w:cs="맑은 고딕" w:eastAsia="맑은 고딕" w:hAnsi="맑은 고딕"/>
+                <w:b w:val="false"/>
+                <w:bCs w:val="false"/>
+                <w:i w:val="false"/>
+                <w:iCs w:val="false"/>
+                <w:color w:val="1F2937"/>
+                <w:sz w:val="19"/>
+                <w:szCs w:val="19"/>
+              </w:rPr>
+              <w:t xml:space="preserve">지연 위험 오더 → 우선순위 재조정 · 투입 강화</w:t>
             </w:r>
           </w:p>
         </w:tc>
@@ -4693,7 +4643,7 @@
                 <w:sz w:val="19"/>
                 <w:szCs w:val="19"/>
               </w:rPr>
-              <w:t xml:space="preserve">인력</w:t>
+              <w:t xml:space="preserve">생산</w:t>
             </w:r>
           </w:p>
         </w:tc>
@@ -4725,7 +4675,7 @@
                 <w:sz w:val="19"/>
                 <w:szCs w:val="19"/>
               </w:rPr>
-              <w:t xml:space="preserve">투입 &lt; 필요</w:t>
+              <w:t xml:space="preserve">CAPA 부하율 ≥ 100%</w:t>
             </w:r>
           </w:p>
         </w:tc>
@@ -4757,7 +4707,7 @@
                 <w:sz w:val="19"/>
                 <w:szCs w:val="19"/>
               </w:rPr>
-              <w:t xml:space="preserve">여유→부족 재배치 추천</w:t>
+              <w:t xml:space="preserve">과부하 라인 → 잔업·증원 검토</w:t>
             </w:r>
           </w:p>
         </w:tc>
@@ -4769,7 +4719,7 @@
         <w:tc>
           <w:tcPr>
             <w:tcW w:type="dxa" w:w="440"/>
-            <w:shd w:fill="F5F8FC" w:color="auto" w:val="clear"/>
+            <w:shd w:fill="FFFFFF" w:color="auto" w:val="clear"/>
             <w:tcMar>
               <w:top w:type="dxa" w:w="55"/>
               <w:left w:type="dxa" w:w="90"/>
@@ -4801,96 +4751,96 @@
         <w:tc>
           <w:tcPr>
             <w:tcW w:type="dxa" w:w="1080"/>
-            <w:shd w:fill="F5F8FC" w:color="auto" w:val="clear"/>
-            <w:tcMar>
-              <w:top w:type="dxa" w:w="55"/>
-              <w:left w:type="dxa" w:w="90"/>
-              <w:bottom w:type="dxa" w:w="55"/>
-              <w:right w:type="dxa" w:w="90"/>
-            </w:tcMar>
-            <w:vAlign w:val="center"/>
-          </w:tcPr>
-          <w:p>
-            <w:pPr>
-              <w:spacing w:after="0" w:line="262"/>
-              <w:jc w:val="center"/>
-            </w:pPr>
-            <w:r>
-              <w:rPr>
-                <w:rFonts w:ascii="맑은 고딕" w:cs="맑은 고딕" w:eastAsia="맑은 고딕" w:hAnsi="맑은 고딕"/>
-                <w:b w:val="false"/>
-                <w:bCs w:val="false"/>
-                <w:i w:val="false"/>
-                <w:iCs w:val="false"/>
-                <w:color w:val="1F2937"/>
-                <w:sz w:val="19"/>
-                <w:szCs w:val="19"/>
-              </w:rPr>
-              <w:t xml:space="preserve">인력</w:t>
+            <w:shd w:fill="FFFFFF" w:color="auto" w:val="clear"/>
+            <w:tcMar>
+              <w:top w:type="dxa" w:w="55"/>
+              <w:left w:type="dxa" w:w="90"/>
+              <w:bottom w:type="dxa" w:w="55"/>
+              <w:right w:type="dxa" w:w="90"/>
+            </w:tcMar>
+            <w:vAlign w:val="center"/>
+          </w:tcPr>
+          <w:p>
+            <w:pPr>
+              <w:spacing w:after="0" w:line="262"/>
+              <w:jc w:val="center"/>
+            </w:pPr>
+            <w:r>
+              <w:rPr>
+                <w:rFonts w:ascii="맑은 고딕" w:cs="맑은 고딕" w:eastAsia="맑은 고딕" w:hAnsi="맑은 고딕"/>
+                <w:b w:val="false"/>
+                <w:bCs w:val="false"/>
+                <w:i w:val="false"/>
+                <w:iCs w:val="false"/>
+                <w:color w:val="1F2937"/>
+                <w:sz w:val="19"/>
+                <w:szCs w:val="19"/>
+              </w:rPr>
+              <w:t xml:space="preserve">생산</w:t>
             </w:r>
           </w:p>
         </w:tc>
         <w:tc>
           <w:tcPr>
             <w:tcW w:type="dxa" w:w="4200"/>
-            <w:shd w:fill="F5F8FC" w:color="auto" w:val="clear"/>
-            <w:tcMar>
-              <w:top w:type="dxa" w:w="55"/>
-              <w:left w:type="dxa" w:w="90"/>
-              <w:bottom w:type="dxa" w:w="55"/>
-              <w:right w:type="dxa" w:w="90"/>
-            </w:tcMar>
-            <w:vAlign w:val="center"/>
-          </w:tcPr>
-          <w:p>
-            <w:pPr>
-              <w:spacing w:after="0" w:line="262"/>
-              <w:jc w:val="center"/>
-            </w:pPr>
-            <w:r>
-              <w:rPr>
-                <w:rFonts w:ascii="맑은 고딕" w:cs="맑은 고딕" w:eastAsia="맑은 고딕" w:hAnsi="맑은 고딕"/>
-                <w:b w:val="false"/>
-                <w:bCs w:val="false"/>
-                <w:i w:val="false"/>
-                <w:iCs w:val="false"/>
-                <w:color w:val="1F2937"/>
-                <w:sz w:val="19"/>
-                <w:szCs w:val="19"/>
-              </w:rPr>
-              <w:t xml:space="preserve">그룹 부하율 &gt; 100%</w:t>
+            <w:shd w:fill="FFFFFF" w:color="auto" w:val="clear"/>
+            <w:tcMar>
+              <w:top w:type="dxa" w:w="55"/>
+              <w:left w:type="dxa" w:w="90"/>
+              <w:bottom w:type="dxa" w:w="55"/>
+              <w:right w:type="dxa" w:w="90"/>
+            </w:tcMar>
+            <w:vAlign w:val="center"/>
+          </w:tcPr>
+          <w:p>
+            <w:pPr>
+              <w:spacing w:after="0" w:line="262"/>
+              <w:jc w:val="center"/>
+            </w:pPr>
+            <w:r>
+              <w:rPr>
+                <w:rFonts w:ascii="맑은 고딕" w:cs="맑은 고딕" w:eastAsia="맑은 고딕" w:hAnsi="맑은 고딕"/>
+                <w:b w:val="false"/>
+                <w:bCs w:val="false"/>
+                <w:i w:val="false"/>
+                <w:iCs w:val="false"/>
+                <w:color w:val="1F2937"/>
+                <w:sz w:val="19"/>
+                <w:szCs w:val="19"/>
+              </w:rPr>
+              <w:t xml:space="preserve">계획 대비 실적 (오더별) &lt; 100%</w:t>
             </w:r>
           </w:p>
         </w:tc>
         <w:tc>
           <w:tcPr>
             <w:tcW w:type="dxa" w:w="3300"/>
-            <w:shd w:fill="F5F8FC" w:color="auto" w:val="clear"/>
-            <w:tcMar>
-              <w:top w:type="dxa" w:w="55"/>
-              <w:left w:type="dxa" w:w="90"/>
-              <w:bottom w:type="dxa" w:w="55"/>
-              <w:right w:type="dxa" w:w="90"/>
-            </w:tcMar>
-            <w:vAlign w:val="center"/>
-          </w:tcPr>
-          <w:p>
-            <w:pPr>
-              <w:spacing w:after="0" w:line="262"/>
-              <w:jc w:val="center"/>
-            </w:pPr>
-            <w:r>
-              <w:rPr>
-                <w:rFonts w:ascii="맑은 고딕" w:cs="맑은 고딕" w:eastAsia="맑은 고딕" w:hAnsi="맑은 고딕"/>
-                <w:b w:val="false"/>
-                <w:bCs w:val="false"/>
-                <w:i w:val="false"/>
-                <w:iCs w:val="false"/>
-                <w:color w:val="1F2937"/>
-                <w:sz w:val="19"/>
-                <w:szCs w:val="19"/>
-              </w:rPr>
-              <w:t xml:space="preserve">증원·교대·잔업</w:t>
+            <w:shd w:fill="FFFFFF" w:color="auto" w:val="clear"/>
+            <w:tcMar>
+              <w:top w:type="dxa" w:w="55"/>
+              <w:left w:type="dxa" w:w="90"/>
+              <w:bottom w:type="dxa" w:w="55"/>
+              <w:right w:type="dxa" w:w="90"/>
+            </w:tcMar>
+            <w:vAlign w:val="center"/>
+          </w:tcPr>
+          <w:p>
+            <w:pPr>
+              <w:spacing w:after="0" w:line="262"/>
+              <w:jc w:val="center"/>
+            </w:pPr>
+            <w:r>
+              <w:rPr>
+                <w:rFonts w:ascii="맑은 고딕" w:cs="맑은 고딕" w:eastAsia="맑은 고딕" w:hAnsi="맑은 고딕"/>
+                <w:b w:val="false"/>
+                <w:bCs w:val="false"/>
+                <w:i w:val="false"/>
+                <w:iCs w:val="false"/>
+                <w:color w:val="1F2937"/>
+                <w:sz w:val="19"/>
+                <w:szCs w:val="19"/>
+              </w:rPr>
+              <w:t xml:space="preserve">지연오더 자동 취합 → 부족수량 순 목록 · 엑셀 산출</w:t>
             </w:r>
           </w:p>
         </w:tc>
@@ -4959,7 +4909,7 @@
                 <w:sz w:val="19"/>
                 <w:szCs w:val="19"/>
               </w:rPr>
-              <w:t xml:space="preserve">인력</w:t>
+              <w:t xml:space="preserve">생산</w:t>
             </w:r>
           </w:p>
         </w:tc>
@@ -4991,7 +4941,7 @@
                 <w:sz w:val="19"/>
                 <w:szCs w:val="19"/>
               </w:rPr>
-              <w:t xml:space="preserve">재배치 후 잔여 부족</w:t>
+              <w:t xml:space="preserve">시간당 산출 급락 전시간 −30%</w:t>
             </w:r>
           </w:p>
         </w:tc>
@@ -5023,7 +4973,7 @@
                 <w:sz w:val="19"/>
                 <w:szCs w:val="19"/>
               </w:rPr>
-              <w:t xml:space="preserve">잔업 대응</w:t>
+              <w:t xml:space="preserve">라인 이상 징후 → 설비·인력 점검 알림</w:t>
             </w:r>
           </w:p>
         </w:tc>
@@ -5035,7 +4985,7 @@
         <w:tc>
           <w:tcPr>
             <w:tcW w:type="dxa" w:w="440"/>
-            <w:shd w:fill="F5F8FC" w:color="auto" w:val="clear"/>
+            <w:shd w:fill="FFFFFF" w:color="auto" w:val="clear"/>
             <w:tcMar>
               <w:top w:type="dxa" w:w="55"/>
               <w:left w:type="dxa" w:w="90"/>
@@ -5067,7 +5017,7 @@
         <w:tc>
           <w:tcPr>
             <w:tcW w:type="dxa" w:w="1080"/>
-            <w:shd w:fill="F5F8FC" w:color="auto" w:val="clear"/>
+            <w:shd w:fill="FFFFFF" w:color="auto" w:val="clear"/>
             <w:tcMar>
               <w:top w:type="dxa" w:w="55"/>
               <w:left w:type="dxa" w:w="90"/>
@@ -5099,64 +5049,64 @@
         <w:tc>
           <w:tcPr>
             <w:tcW w:type="dxa" w:w="4200"/>
-            <w:shd w:fill="F5F8FC" w:color="auto" w:val="clear"/>
-            <w:tcMar>
-              <w:top w:type="dxa" w:w="55"/>
-              <w:left w:type="dxa" w:w="90"/>
-              <w:bottom w:type="dxa" w:w="55"/>
-              <w:right w:type="dxa" w:w="90"/>
-            </w:tcMar>
-            <w:vAlign w:val="center"/>
-          </w:tcPr>
-          <w:p>
-            <w:pPr>
-              <w:spacing w:after="0" w:line="262"/>
-              <w:jc w:val="center"/>
-            </w:pPr>
-            <w:r>
-              <w:rPr>
-                <w:rFonts w:ascii="맑은 고딕" w:cs="맑은 고딕" w:eastAsia="맑은 고딕" w:hAnsi="맑은 고딕"/>
-                <w:b w:val="false"/>
-                <w:bCs w:val="false"/>
-                <w:i w:val="false"/>
-                <w:iCs w:val="false"/>
-                <w:color w:val="1F2937"/>
-                <w:sz w:val="19"/>
-                <w:szCs w:val="19"/>
-              </w:rPr>
-              <w:t xml:space="preserve">우선순위 점수 ≥ 75</w:t>
+            <w:shd w:fill="FFFFFF" w:color="auto" w:val="clear"/>
+            <w:tcMar>
+              <w:top w:type="dxa" w:w="55"/>
+              <w:left w:type="dxa" w:w="90"/>
+              <w:bottom w:type="dxa" w:w="55"/>
+              <w:right w:type="dxa" w:w="90"/>
+            </w:tcMar>
+            <w:vAlign w:val="center"/>
+          </w:tcPr>
+          <w:p>
+            <w:pPr>
+              <w:spacing w:after="0" w:line="262"/>
+              <w:jc w:val="center"/>
+            </w:pPr>
+            <w:r>
+              <w:rPr>
+                <w:rFonts w:ascii="맑은 고딕" w:cs="맑은 고딕" w:eastAsia="맑은 고딕" w:hAnsi="맑은 고딕"/>
+                <w:b w:val="false"/>
+                <w:bCs w:val="false"/>
+                <w:i w:val="false"/>
+                <w:iCs w:val="false"/>
+                <w:color w:val="1F2937"/>
+                <w:sz w:val="19"/>
+                <w:szCs w:val="19"/>
+              </w:rPr>
+              <w:t xml:space="preserve">우선순위 점수 산식 전환40+주기35+부하25</w:t>
             </w:r>
           </w:p>
         </w:tc>
         <w:tc>
           <w:tcPr>
             <w:tcW w:type="dxa" w:w="3300"/>
-            <w:shd w:fill="F5F8FC" w:color="auto" w:val="clear"/>
-            <w:tcMar>
-              <w:top w:type="dxa" w:w="55"/>
-              <w:left w:type="dxa" w:w="90"/>
-              <w:bottom w:type="dxa" w:w="55"/>
-              <w:right w:type="dxa" w:w="90"/>
-            </w:tcMar>
-            <w:vAlign w:val="center"/>
-          </w:tcPr>
-          <w:p>
-            <w:pPr>
-              <w:spacing w:after="0" w:line="262"/>
-              <w:jc w:val="center"/>
-            </w:pPr>
-            <w:r>
-              <w:rPr>
-                <w:rFonts w:ascii="맑은 고딕" w:cs="맑은 고딕" w:eastAsia="맑은 고딕" w:hAnsi="맑은 고딕"/>
-                <w:b w:val="false"/>
-                <w:bCs w:val="false"/>
-                <w:i w:val="false"/>
-                <w:iCs w:val="false"/>
-                <w:color w:val="1F2937"/>
-                <w:sz w:val="19"/>
-                <w:szCs w:val="19"/>
-              </w:rPr>
-              <w:t xml:space="preserve">즉시 세척</w:t>
+            <w:shd w:fill="FFFFFF" w:color="auto" w:val="clear"/>
+            <w:tcMar>
+              <w:top w:type="dxa" w:w="55"/>
+              <w:left w:type="dxa" w:w="90"/>
+              <w:bottom w:type="dxa" w:w="55"/>
+              <w:right w:type="dxa" w:w="90"/>
+            </w:tcMar>
+            <w:vAlign w:val="center"/>
+          </w:tcPr>
+          <w:p>
+            <w:pPr>
+              <w:spacing w:after="0" w:line="262"/>
+              <w:jc w:val="center"/>
+            </w:pPr>
+            <w:r>
+              <w:rPr>
+                <w:rFonts w:ascii="맑은 고딕" w:cs="맑은 고딕" w:eastAsia="맑은 고딕" w:hAnsi="맑은 고딕"/>
+                <w:b w:val="false"/>
+                <w:bCs w:val="false"/>
+                <w:i w:val="false"/>
+                <w:iCs w:val="false"/>
+                <w:color w:val="1F2937"/>
+                <w:sz w:val="19"/>
+                <w:szCs w:val="19"/>
+              </w:rPr>
+              <w:t xml:space="preserve">세척 순번 자동 추천 → 순위·예상 완료시간 제시</w:t>
             </w:r>
           </w:p>
         </w:tc>
@@ -5257,7 +5207,7 @@
                 <w:sz w:val="19"/>
                 <w:szCs w:val="19"/>
               </w:rPr>
-              <w:t xml:space="preserve">전환 가중 40%</w:t>
+              <w:t xml:space="preserve">제품·색상·알러지 전환 전환 발생</w:t>
             </w:r>
           </w:p>
         </w:tc>
@@ -5289,7 +5239,7 @@
                 <w:sz w:val="19"/>
                 <w:szCs w:val="19"/>
               </w:rPr>
-              <w:t xml:space="preserve">동일0·제품0.5·색상1.0</w:t>
+              <w:t xml:space="preserve">전환 가중 1.0 (최우선) → 해당 설비 상위 배치</w:t>
             </w:r>
           </w:p>
         </w:tc>
@@ -5301,7 +5251,7 @@
         <w:tc>
           <w:tcPr>
             <w:tcW w:type="dxa" w:w="440"/>
-            <w:shd w:fill="F5F8FC" w:color="auto" w:val="clear"/>
+            <w:shd w:fill="FFFFFF" w:color="auto" w:val="clear"/>
             <w:tcMar>
               <w:top w:type="dxa" w:w="55"/>
               <w:left w:type="dxa" w:w="90"/>
@@ -5333,7 +5283,7 @@
         <w:tc>
           <w:tcPr>
             <w:tcW w:type="dxa" w:w="1080"/>
-            <w:shd w:fill="F5F8FC" w:color="auto" w:val="clear"/>
+            <w:shd w:fill="FFFFFF" w:color="auto" w:val="clear"/>
             <w:tcMar>
               <w:top w:type="dxa" w:w="55"/>
               <w:left w:type="dxa" w:w="90"/>
@@ -5365,64 +5315,64 @@
         <w:tc>
           <w:tcPr>
             <w:tcW w:type="dxa" w:w="4200"/>
-            <w:shd w:fill="F5F8FC" w:color="auto" w:val="clear"/>
-            <w:tcMar>
-              <w:top w:type="dxa" w:w="55"/>
-              <w:left w:type="dxa" w:w="90"/>
-              <w:bottom w:type="dxa" w:w="55"/>
-              <w:right w:type="dxa" w:w="90"/>
-            </w:tcMar>
-            <w:vAlign w:val="center"/>
-          </w:tcPr>
-          <w:p>
-            <w:pPr>
-              <w:spacing w:after="0" w:line="262"/>
-              <w:jc w:val="center"/>
-            </w:pPr>
-            <w:r>
-              <w:rPr>
-                <w:rFonts w:ascii="맑은 고딕" w:cs="맑은 고딕" w:eastAsia="맑은 고딕" w:hAnsi="맑은 고딕"/>
-                <w:b w:val="false"/>
-                <w:bCs w:val="false"/>
-                <w:i w:val="false"/>
-                <w:iCs w:val="false"/>
-                <w:color w:val="1F2937"/>
-                <w:sz w:val="19"/>
-                <w:szCs w:val="19"/>
-              </w:rPr>
-              <w:t xml:space="preserve">주기 경과 가중 35%</w:t>
+            <w:shd w:fill="FFFFFF" w:color="auto" w:val="clear"/>
+            <w:tcMar>
+              <w:top w:type="dxa" w:w="55"/>
+              <w:left w:type="dxa" w:w="90"/>
+              <w:bottom w:type="dxa" w:w="55"/>
+              <w:right w:type="dxa" w:w="90"/>
+            </w:tcMar>
+            <w:vAlign w:val="center"/>
+          </w:tcPr>
+          <w:p>
+            <w:pPr>
+              <w:spacing w:after="0" w:line="262"/>
+              <w:jc w:val="center"/>
+            </w:pPr>
+            <w:r>
+              <w:rPr>
+                <w:rFonts w:ascii="맑은 고딕" w:cs="맑은 고딕" w:eastAsia="맑은 고딕" w:hAnsi="맑은 고딕"/>
+                <w:b w:val="false"/>
+                <w:bCs w:val="false"/>
+                <w:i w:val="false"/>
+                <w:iCs w:val="false"/>
+                <w:color w:val="1F2937"/>
+                <w:sz w:val="19"/>
+                <w:szCs w:val="19"/>
+              </w:rPr>
+              <w:t xml:space="preserve">세척주기 경과 ≥ 8h</w:t>
             </w:r>
           </w:p>
         </w:tc>
         <w:tc>
           <w:tcPr>
             <w:tcW w:type="dxa" w:w="3300"/>
-            <w:shd w:fill="F5F8FC" w:color="auto" w:val="clear"/>
-            <w:tcMar>
-              <w:top w:type="dxa" w:w="55"/>
-              <w:left w:type="dxa" w:w="90"/>
-              <w:bottom w:type="dxa" w:w="55"/>
-              <w:right w:type="dxa" w:w="90"/>
-            </w:tcMar>
-            <w:vAlign w:val="center"/>
-          </w:tcPr>
-          <w:p>
-            <w:pPr>
-              <w:spacing w:after="0" w:line="262"/>
-              <w:jc w:val="center"/>
-            </w:pPr>
-            <w:r>
-              <w:rPr>
-                <w:rFonts w:ascii="맑은 고딕" w:cs="맑은 고딕" w:eastAsia="맑은 고딕" w:hAnsi="맑은 고딕"/>
-                <w:b w:val="false"/>
-                <w:bCs w:val="false"/>
-                <w:i w:val="false"/>
-                <w:iCs w:val="false"/>
-                <w:color w:val="1F2937"/>
-                <w:sz w:val="19"/>
-                <w:szCs w:val="19"/>
-              </w:rPr>
-              <w:t xml:space="preserve">경과÷기준(8h)</w:t>
+            <w:shd w:fill="FFFFFF" w:color="auto" w:val="clear"/>
+            <w:tcMar>
+              <w:top w:type="dxa" w:w="55"/>
+              <w:left w:type="dxa" w:w="90"/>
+              <w:bottom w:type="dxa" w:w="55"/>
+              <w:right w:type="dxa" w:w="90"/>
+            </w:tcMar>
+            <w:vAlign w:val="center"/>
+          </w:tcPr>
+          <w:p>
+            <w:pPr>
+              <w:spacing w:after="0" w:line="262"/>
+              <w:jc w:val="center"/>
+            </w:pPr>
+            <w:r>
+              <w:rPr>
+                <w:rFonts w:ascii="맑은 고딕" w:cs="맑은 고딕" w:eastAsia="맑은 고딕" w:hAnsi="맑은 고딕"/>
+                <w:b w:val="false"/>
+                <w:bCs w:val="false"/>
+                <w:i w:val="false"/>
+                <w:iCs w:val="false"/>
+                <w:color w:val="1F2937"/>
+                <w:sz w:val="19"/>
+                <w:szCs w:val="19"/>
+              </w:rPr>
+              <w:t xml:space="preserve">주기 가중 상승 → 우선순위 점수 가산</w:t>
             </w:r>
           </w:p>
         </w:tc>
@@ -5523,7 +5473,7 @@
                 <w:sz w:val="19"/>
                 <w:szCs w:val="19"/>
               </w:rPr>
-              <w:t xml:space="preserve">부하 가중 25% / CIP 2기</w:t>
+              <w:t xml:space="preserve">우선순위 점수 ≥ 75점</w:t>
             </w:r>
           </w:p>
         </w:tc>
@@ -5555,7 +5505,7 @@
                 <w:sz w:val="19"/>
                 <w:szCs w:val="19"/>
               </w:rPr>
-              <w:t xml:space="preserve">완료시간 단축 추천</w:t>
+              <w:t xml:space="preserve">지연 위험 → CIP 병렬 투입 권고</w:t>
             </w:r>
           </w:p>
         </w:tc>
@@ -5567,7 +5517,7 @@
         <w:tc>
           <w:tcPr>
             <w:tcW w:type="dxa" w:w="440"/>
-            <w:shd w:fill="F5F8FC" w:color="auto" w:val="clear"/>
+            <w:shd w:fill="FFFFFF" w:color="auto" w:val="clear"/>
             <w:tcMar>
               <w:top w:type="dxa" w:w="55"/>
               <w:left w:type="dxa" w:w="90"/>
@@ -5599,96 +5549,96 @@
         <w:tc>
           <w:tcPr>
             <w:tcW w:type="dxa" w:w="1080"/>
-            <w:shd w:fill="F5F8FC" w:color="auto" w:val="clear"/>
-            <w:tcMar>
-              <w:top w:type="dxa" w:w="55"/>
-              <w:left w:type="dxa" w:w="90"/>
-              <w:bottom w:type="dxa" w:w="55"/>
-              <w:right w:type="dxa" w:w="90"/>
-            </w:tcMar>
-            <w:vAlign w:val="center"/>
-          </w:tcPr>
-          <w:p>
-            <w:pPr>
-              <w:spacing w:after="0" w:line="262"/>
-              <w:jc w:val="center"/>
-            </w:pPr>
-            <w:r>
-              <w:rPr>
-                <w:rFonts w:ascii="맑은 고딕" w:cs="맑은 고딕" w:eastAsia="맑은 고딕" w:hAnsi="맑은 고딕"/>
-                <w:b w:val="false"/>
-                <w:bCs w:val="false"/>
-                <w:i w:val="false"/>
-                <w:iCs w:val="false"/>
-                <w:color w:val="1F2937"/>
-                <w:sz w:val="19"/>
-                <w:szCs w:val="19"/>
-              </w:rPr>
-              <w:t xml:space="preserve">안전</w:t>
+            <w:shd w:fill="FFFFFF" w:color="auto" w:val="clear"/>
+            <w:tcMar>
+              <w:top w:type="dxa" w:w="55"/>
+              <w:left w:type="dxa" w:w="90"/>
+              <w:bottom w:type="dxa" w:w="55"/>
+              <w:right w:type="dxa" w:w="90"/>
+            </w:tcMar>
+            <w:vAlign w:val="center"/>
+          </w:tcPr>
+          <w:p>
+            <w:pPr>
+              <w:spacing w:after="0" w:line="262"/>
+              <w:jc w:val="center"/>
+            </w:pPr>
+            <w:r>
+              <w:rPr>
+                <w:rFonts w:ascii="맑은 고딕" w:cs="맑은 고딕" w:eastAsia="맑은 고딕" w:hAnsi="맑은 고딕"/>
+                <w:b w:val="false"/>
+                <w:bCs w:val="false"/>
+                <w:i w:val="false"/>
+                <w:iCs w:val="false"/>
+                <w:color w:val="1F2937"/>
+                <w:sz w:val="19"/>
+                <w:szCs w:val="19"/>
+              </w:rPr>
+              <w:t xml:space="preserve">세척</w:t>
             </w:r>
           </w:p>
         </w:tc>
         <w:tc>
           <w:tcPr>
             <w:tcW w:type="dxa" w:w="4200"/>
-            <w:shd w:fill="F5F8FC" w:color="auto" w:val="clear"/>
-            <w:tcMar>
-              <w:top w:type="dxa" w:w="55"/>
-              <w:left w:type="dxa" w:w="90"/>
-              <w:bottom w:type="dxa" w:w="55"/>
-              <w:right w:type="dxa" w:w="90"/>
-            </w:tcMar>
-            <w:vAlign w:val="center"/>
-          </w:tcPr>
-          <w:p>
-            <w:pPr>
-              <w:spacing w:after="0" w:line="262"/>
-              <w:jc w:val="center"/>
-            </w:pPr>
-            <w:r>
-              <w:rPr>
-                <w:rFonts w:ascii="맑은 고딕" w:cs="맑은 고딕" w:eastAsia="맑은 고딕" w:hAnsi="맑은 고딕"/>
-                <w:b w:val="false"/>
-                <w:bCs w:val="false"/>
-                <w:i w:val="false"/>
-                <w:iCs w:val="false"/>
-                <w:color w:val="1F2937"/>
-                <w:sz w:val="19"/>
-                <w:szCs w:val="19"/>
-              </w:rPr>
-              <w:t xml:space="preserve">WBGT ≥ 28 / 31℃</w:t>
+            <w:shd w:fill="FFFFFF" w:color="auto" w:val="clear"/>
+            <w:tcMar>
+              <w:top w:type="dxa" w:w="55"/>
+              <w:left w:type="dxa" w:w="90"/>
+              <w:bottom w:type="dxa" w:w="55"/>
+              <w:right w:type="dxa" w:w="90"/>
+            </w:tcMar>
+            <w:vAlign w:val="center"/>
+          </w:tcPr>
+          <w:p>
+            <w:pPr>
+              <w:spacing w:after="0" w:line="262"/>
+              <w:jc w:val="center"/>
+            </w:pPr>
+            <w:r>
+              <w:rPr>
+                <w:rFonts w:ascii="맑은 고딕" w:cs="맑은 고딕" w:eastAsia="맑은 고딕" w:hAnsi="맑은 고딕"/>
+                <w:b w:val="false"/>
+                <w:bCs w:val="false"/>
+                <w:i w:val="false"/>
+                <w:iCs w:val="false"/>
+                <w:color w:val="1F2937"/>
+                <w:sz w:val="19"/>
+                <w:szCs w:val="19"/>
+              </w:rPr>
+              <w:t xml:space="preserve">현장 순위 수정 + 사유 저장 수정 발생</w:t>
             </w:r>
           </w:p>
         </w:tc>
         <w:tc>
           <w:tcPr>
             <w:tcW w:type="dxa" w:w="3300"/>
-            <w:shd w:fill="F5F8FC" w:color="auto" w:val="clear"/>
-            <w:tcMar>
-              <w:top w:type="dxa" w:w="55"/>
-              <w:left w:type="dxa" w:w="90"/>
-              <w:bottom w:type="dxa" w:w="55"/>
-              <w:right w:type="dxa" w:w="90"/>
-            </w:tcMar>
-            <w:vAlign w:val="center"/>
-          </w:tcPr>
-          <w:p>
-            <w:pPr>
-              <w:spacing w:after="0" w:line="262"/>
-              <w:jc w:val="center"/>
-            </w:pPr>
-            <w:r>
-              <w:rPr>
-                <w:rFonts w:ascii="맑은 고딕" w:cs="맑은 고딕" w:eastAsia="맑은 고딕" w:hAnsi="맑은 고딕"/>
-                <w:b w:val="false"/>
-                <w:bCs w:val="false"/>
-                <w:i w:val="false"/>
-                <w:iCs w:val="false"/>
-                <w:color w:val="1F2937"/>
-                <w:sz w:val="19"/>
-                <w:szCs w:val="19"/>
-              </w:rPr>
-              <w:t xml:space="preserve">폭염 경고/위험·단계 조치</w:t>
+            <w:shd w:fill="FFFFFF" w:color="auto" w:val="clear"/>
+            <w:tcMar>
+              <w:top w:type="dxa" w:w="55"/>
+              <w:left w:type="dxa" w:w="90"/>
+              <w:bottom w:type="dxa" w:w="55"/>
+              <w:right w:type="dxa" w:w="90"/>
+            </w:tcMar>
+            <w:vAlign w:val="center"/>
+          </w:tcPr>
+          <w:p>
+            <w:pPr>
+              <w:spacing w:after="0" w:line="262"/>
+              <w:jc w:val="center"/>
+            </w:pPr>
+            <w:r>
+              <w:rPr>
+                <w:rFonts w:ascii="맑은 고딕" w:cs="맑은 고딕" w:eastAsia="맑은 고딕" w:hAnsi="맑은 고딕"/>
+                <w:b w:val="false"/>
+                <w:bCs w:val="false"/>
+                <w:i w:val="false"/>
+                <w:iCs w:val="false"/>
+                <w:color w:val="1F2937"/>
+                <w:sz w:val="19"/>
+                <w:szCs w:val="19"/>
+              </w:rPr>
+              <w:t xml:space="preserve">룰 보정 대상 → 가중치 학습 반영 (자동판단율 목표 95%)</w:t>
             </w:r>
           </w:p>
         </w:tc>
@@ -5757,7 +5707,7 @@
                 <w:sz w:val="19"/>
                 <w:szCs w:val="19"/>
               </w:rPr>
-              <w:t xml:space="preserve">안전</w:t>
+              <w:t xml:space="preserve">창고</w:t>
             </w:r>
           </w:p>
         </w:tc>
@@ -5789,7 +5739,7 @@
                 <w:sz w:val="19"/>
                 <w:szCs w:val="19"/>
               </w:rPr>
-              <w:t xml:space="preserve">TBM 미실시 라인</w:t>
+              <w:t xml:space="preserve">구역 적치율 ≥ 100%</w:t>
             </w:r>
           </w:p>
         </w:tc>
@@ -5821,7 +5771,7 @@
                 <w:sz w:val="19"/>
                 <w:szCs w:val="19"/>
               </w:rPr>
-              <w:t xml:space="preserve">작업 전 자동 알림</w:t>
+              <w:t xml:space="preserve">초과 구역 → 여유 구역 재배치 · 출하 우선</w:t>
             </w:r>
           </w:p>
         </w:tc>
@@ -5833,7 +5783,7 @@
         <w:tc>
           <w:tcPr>
             <w:tcW w:type="dxa" w:w="440"/>
-            <w:shd w:fill="F5F8FC" w:color="auto" w:val="clear"/>
+            <w:shd w:fill="FFFFFF" w:color="auto" w:val="clear"/>
             <w:tcMar>
               <w:top w:type="dxa" w:w="55"/>
               <w:left w:type="dxa" w:w="90"/>
@@ -5865,96 +5815,96 @@
         <w:tc>
           <w:tcPr>
             <w:tcW w:type="dxa" w:w="1080"/>
-            <w:shd w:fill="F5F8FC" w:color="auto" w:val="clear"/>
-            <w:tcMar>
-              <w:top w:type="dxa" w:w="55"/>
-              <w:left w:type="dxa" w:w="90"/>
-              <w:bottom w:type="dxa" w:w="55"/>
-              <w:right w:type="dxa" w:w="90"/>
-            </w:tcMar>
-            <w:vAlign w:val="center"/>
-          </w:tcPr>
-          <w:p>
-            <w:pPr>
-              <w:spacing w:after="0" w:line="262"/>
-              <w:jc w:val="center"/>
-            </w:pPr>
-            <w:r>
-              <w:rPr>
-                <w:rFonts w:ascii="맑은 고딕" w:cs="맑은 고딕" w:eastAsia="맑은 고딕" w:hAnsi="맑은 고딕"/>
-                <w:b w:val="false"/>
-                <w:bCs w:val="false"/>
-                <w:i w:val="false"/>
-                <w:iCs w:val="false"/>
-                <w:color w:val="1F2937"/>
-                <w:sz w:val="19"/>
-                <w:szCs w:val="19"/>
-              </w:rPr>
-              <w:t xml:space="preserve">안전</w:t>
+            <w:shd w:fill="FFFFFF" w:color="auto" w:val="clear"/>
+            <w:tcMar>
+              <w:top w:type="dxa" w:w="55"/>
+              <w:left w:type="dxa" w:w="90"/>
+              <w:bottom w:type="dxa" w:w="55"/>
+              <w:right w:type="dxa" w:w="90"/>
+            </w:tcMar>
+            <w:vAlign w:val="center"/>
+          </w:tcPr>
+          <w:p>
+            <w:pPr>
+              <w:spacing w:after="0" w:line="262"/>
+              <w:jc w:val="center"/>
+            </w:pPr>
+            <w:r>
+              <w:rPr>
+                <w:rFonts w:ascii="맑은 고딕" w:cs="맑은 고딕" w:eastAsia="맑은 고딕" w:hAnsi="맑은 고딕"/>
+                <w:b w:val="false"/>
+                <w:bCs w:val="false"/>
+                <w:i w:val="false"/>
+                <w:iCs w:val="false"/>
+                <w:color w:val="1F2937"/>
+                <w:sz w:val="19"/>
+                <w:szCs w:val="19"/>
+              </w:rPr>
+              <w:t xml:space="preserve">창고</w:t>
             </w:r>
           </w:p>
         </w:tc>
         <w:tc>
           <w:tcPr>
             <w:tcW w:type="dxa" w:w="4200"/>
-            <w:shd w:fill="F5F8FC" w:color="auto" w:val="clear"/>
-            <w:tcMar>
-              <w:top w:type="dxa" w:w="55"/>
-              <w:left w:type="dxa" w:w="90"/>
-              <w:bottom w:type="dxa" w:w="55"/>
-              <w:right w:type="dxa" w:w="90"/>
-            </w:tcMar>
-            <w:vAlign w:val="center"/>
-          </w:tcPr>
-          <w:p>
-            <w:pPr>
-              <w:spacing w:after="0" w:line="262"/>
-              <w:jc w:val="center"/>
-            </w:pPr>
-            <w:r>
-              <w:rPr>
-                <w:rFonts w:ascii="맑은 고딕" w:cs="맑은 고딕" w:eastAsia="맑은 고딕" w:hAnsi="맑은 고딕"/>
-                <w:b w:val="false"/>
-                <w:bCs w:val="false"/>
-                <w:i w:val="false"/>
-                <w:iCs w:val="false"/>
-                <w:color w:val="1F2937"/>
-                <w:sz w:val="19"/>
-                <w:szCs w:val="19"/>
-              </w:rPr>
-              <w:t xml:space="preserve">라인·환경 종합</w:t>
+            <w:shd w:fill="FFFFFF" w:color="auto" w:val="clear"/>
+            <w:tcMar>
+              <w:top w:type="dxa" w:w="55"/>
+              <w:left w:type="dxa" w:w="90"/>
+              <w:bottom w:type="dxa" w:w="55"/>
+              <w:right w:type="dxa" w:w="90"/>
+            </w:tcMar>
+            <w:vAlign w:val="center"/>
+          </w:tcPr>
+          <w:p>
+            <w:pPr>
+              <w:spacing w:after="0" w:line="262"/>
+              <w:jc w:val="center"/>
+            </w:pPr>
+            <w:r>
+              <w:rPr>
+                <w:rFonts w:ascii="맑은 고딕" w:cs="맑은 고딕" w:eastAsia="맑은 고딕" w:hAnsi="맑은 고딕"/>
+                <w:b w:val="false"/>
+                <w:bCs w:val="false"/>
+                <w:i w:val="false"/>
+                <w:iCs w:val="false"/>
+                <w:color w:val="1F2937"/>
+                <w:sz w:val="19"/>
+                <w:szCs w:val="19"/>
+              </w:rPr>
+              <w:t xml:space="preserve">구역 적치율 90~99%</w:t>
             </w:r>
           </w:p>
         </w:tc>
         <w:tc>
           <w:tcPr>
             <w:tcW w:type="dxa" w:w="3300"/>
-            <w:shd w:fill="F5F8FC" w:color="auto" w:val="clear"/>
-            <w:tcMar>
-              <w:top w:type="dxa" w:w="55"/>
-              <w:left w:type="dxa" w:w="90"/>
-              <w:bottom w:type="dxa" w:w="55"/>
-              <w:right w:type="dxa" w:w="90"/>
-            </w:tcMar>
-            <w:vAlign w:val="center"/>
-          </w:tcPr>
-          <w:p>
-            <w:pPr>
-              <w:spacing w:after="0" w:line="262"/>
-              <w:jc w:val="center"/>
-            </w:pPr>
-            <w:r>
-              <w:rPr>
-                <w:rFonts w:ascii="맑은 고딕" w:cs="맑은 고딕" w:eastAsia="맑은 고딕" w:hAnsi="맑은 고딕"/>
-                <w:b w:val="false"/>
-                <w:bCs w:val="false"/>
-                <w:i w:val="false"/>
-                <w:iCs w:val="false"/>
-                <w:color w:val="1F2937"/>
-                <w:sz w:val="19"/>
-                <w:szCs w:val="19"/>
-              </w:rPr>
-              <w:t xml:space="preserve">위험요인 자동 추천</w:t>
+            <w:shd w:fill="FFFFFF" w:color="auto" w:val="clear"/>
+            <w:tcMar>
+              <w:top w:type="dxa" w:w="55"/>
+              <w:left w:type="dxa" w:w="90"/>
+              <w:bottom w:type="dxa" w:w="55"/>
+              <w:right w:type="dxa" w:w="90"/>
+            </w:tcMar>
+            <w:vAlign w:val="center"/>
+          </w:tcPr>
+          <w:p>
+            <w:pPr>
+              <w:spacing w:after="0" w:line="262"/>
+              <w:jc w:val="center"/>
+            </w:pPr>
+            <w:r>
+              <w:rPr>
+                <w:rFonts w:ascii="맑은 고딕" w:cs="맑은 고딕" w:eastAsia="맑은 고딕" w:hAnsi="맑은 고딕"/>
+                <w:b w:val="false"/>
+                <w:bCs w:val="false"/>
+                <w:i w:val="false"/>
+                <w:iCs w:val="false"/>
+                <w:color w:val="1F2937"/>
+                <w:sz w:val="19"/>
+                <w:szCs w:val="19"/>
+              </w:rPr>
+              <w:t xml:space="preserve">포화 임박 → 입고 억제 · 모니터링 강화</w:t>
             </w:r>
           </w:p>
         </w:tc>
@@ -6023,7 +5973,7 @@
                 <w:sz w:val="19"/>
                 <w:szCs w:val="19"/>
               </w:rPr>
-              <w:t xml:space="preserve">품질</w:t>
+              <w:t xml:space="preserve">창고</w:t>
             </w:r>
           </w:p>
         </w:tc>
@@ -6055,7 +6005,7 @@
                 <w:sz w:val="19"/>
                 <w:szCs w:val="19"/>
               </w:rPr>
-              <w:t xml:space="preserve">불량률 &gt; 1.5%</w:t>
+              <w:t xml:space="preserve">주간 증가율 반영 익주 예측 ≥ 100%</w:t>
             </w:r>
           </w:p>
         </w:tc>
@@ -6087,7 +6037,7 @@
                 <w:sz w:val="19"/>
                 <w:szCs w:val="19"/>
               </w:rPr>
-              <w:t xml:space="preserve">개선·최다 라인 식별</w:t>
+              <w:t xml:space="preserve">포화 예측 → 선제 재배치안 생성</w:t>
             </w:r>
           </w:p>
         </w:tc>
@@ -6099,7 +6049,7 @@
         <w:tc>
           <w:tcPr>
             <w:tcW w:type="dxa" w:w="440"/>
-            <w:shd w:fill="F5F8FC" w:color="auto" w:val="clear"/>
+            <w:shd w:fill="FFFFFF" w:color="auto" w:val="clear"/>
             <w:tcMar>
               <w:top w:type="dxa" w:w="55"/>
               <w:left w:type="dxa" w:w="90"/>
@@ -6131,96 +6081,96 @@
         <w:tc>
           <w:tcPr>
             <w:tcW w:type="dxa" w:w="1080"/>
-            <w:shd w:fill="F5F8FC" w:color="auto" w:val="clear"/>
-            <w:tcMar>
-              <w:top w:type="dxa" w:w="55"/>
-              <w:left w:type="dxa" w:w="90"/>
-              <w:bottom w:type="dxa" w:w="55"/>
-              <w:right w:type="dxa" w:w="90"/>
-            </w:tcMar>
-            <w:vAlign w:val="center"/>
-          </w:tcPr>
-          <w:p>
-            <w:pPr>
-              <w:spacing w:after="0" w:line="262"/>
-              <w:jc w:val="center"/>
-            </w:pPr>
-            <w:r>
-              <w:rPr>
-                <w:rFonts w:ascii="맑은 고딕" w:cs="맑은 고딕" w:eastAsia="맑은 고딕" w:hAnsi="맑은 고딕"/>
-                <w:b w:val="false"/>
-                <w:bCs w:val="false"/>
-                <w:i w:val="false"/>
-                <w:iCs w:val="false"/>
-                <w:color w:val="1F2937"/>
-                <w:sz w:val="19"/>
-                <w:szCs w:val="19"/>
-              </w:rPr>
-              <w:t xml:space="preserve">품질</w:t>
+            <w:shd w:fill="FFFFFF" w:color="auto" w:val="clear"/>
+            <w:tcMar>
+              <w:top w:type="dxa" w:w="55"/>
+              <w:left w:type="dxa" w:w="90"/>
+              <w:bottom w:type="dxa" w:w="55"/>
+              <w:right w:type="dxa" w:w="90"/>
+            </w:tcMar>
+            <w:vAlign w:val="center"/>
+          </w:tcPr>
+          <w:p>
+            <w:pPr>
+              <w:spacing w:after="0" w:line="262"/>
+              <w:jc w:val="center"/>
+            </w:pPr>
+            <w:r>
+              <w:rPr>
+                <w:rFonts w:ascii="맑은 고딕" w:cs="맑은 고딕" w:eastAsia="맑은 고딕" w:hAnsi="맑은 고딕"/>
+                <w:b w:val="false"/>
+                <w:bCs w:val="false"/>
+                <w:i w:val="false"/>
+                <w:iCs w:val="false"/>
+                <w:color w:val="1F2937"/>
+                <w:sz w:val="19"/>
+                <w:szCs w:val="19"/>
+              </w:rPr>
+              <w:t xml:space="preserve">창고</w:t>
             </w:r>
           </w:p>
         </w:tc>
         <w:tc>
           <w:tcPr>
             <w:tcW w:type="dxa" w:w="4200"/>
-            <w:shd w:fill="F5F8FC" w:color="auto" w:val="clear"/>
-            <w:tcMar>
-              <w:top w:type="dxa" w:w="55"/>
-              <w:left w:type="dxa" w:w="90"/>
-              <w:bottom w:type="dxa" w:w="55"/>
-              <w:right w:type="dxa" w:w="90"/>
-            </w:tcMar>
-            <w:vAlign w:val="center"/>
-          </w:tcPr>
-          <w:p>
-            <w:pPr>
-              <w:spacing w:after="0" w:line="262"/>
-              <w:jc w:val="center"/>
-            </w:pPr>
-            <w:r>
-              <w:rPr>
-                <w:rFonts w:ascii="맑은 고딕" w:cs="맑은 고딕" w:eastAsia="맑은 고딕" w:hAnsi="맑은 고딕"/>
-                <w:b w:val="false"/>
-                <w:bCs w:val="false"/>
-                <w:i w:val="false"/>
-                <w:iCs w:val="false"/>
-                <w:color w:val="1F2937"/>
-                <w:sz w:val="19"/>
-                <w:szCs w:val="19"/>
-              </w:rPr>
-              <w:t xml:space="preserve">파레토 상위 2유형</w:t>
+            <w:shd w:fill="FFFFFF" w:color="auto" w:val="clear"/>
+            <w:tcMar>
+              <w:top w:type="dxa" w:w="55"/>
+              <w:left w:type="dxa" w:w="90"/>
+              <w:bottom w:type="dxa" w:w="55"/>
+              <w:right w:type="dxa" w:w="90"/>
+            </w:tcMar>
+            <w:vAlign w:val="center"/>
+          </w:tcPr>
+          <w:p>
+            <w:pPr>
+              <w:spacing w:after="0" w:line="262"/>
+              <w:jc w:val="center"/>
+            </w:pPr>
+            <w:r>
+              <w:rPr>
+                <w:rFonts w:ascii="맑은 고딕" w:cs="맑은 고딕" w:eastAsia="맑은 고딕" w:hAnsi="맑은 고딕"/>
+                <w:b w:val="false"/>
+                <w:bCs w:val="false"/>
+                <w:i w:val="false"/>
+                <w:iCs w:val="false"/>
+                <w:color w:val="1F2937"/>
+                <w:sz w:val="19"/>
+                <w:szCs w:val="19"/>
+              </w:rPr>
+              <w:t xml:space="preserve">초과분 재배치 비용 거리·환적 가중</w:t>
             </w:r>
           </w:p>
         </w:tc>
         <w:tc>
           <w:tcPr>
             <w:tcW w:type="dxa" w:w="3300"/>
-            <w:shd w:fill="F5F8FC" w:color="auto" w:val="clear"/>
-            <w:tcMar>
-              <w:top w:type="dxa" w:w="55"/>
-              <w:left w:type="dxa" w:w="90"/>
-              <w:bottom w:type="dxa" w:w="55"/>
-              <w:right w:type="dxa" w:w="90"/>
-            </w:tcMar>
-            <w:vAlign w:val="center"/>
-          </w:tcPr>
-          <w:p>
-            <w:pPr>
-              <w:spacing w:after="0" w:line="262"/>
-              <w:jc w:val="center"/>
-            </w:pPr>
-            <w:r>
-              <w:rPr>
-                <w:rFonts w:ascii="맑은 고딕" w:cs="맑은 고딕" w:eastAsia="맑은 고딕" w:hAnsi="맑은 고딕"/>
-                <w:b w:val="false"/>
-                <w:bCs w:val="false"/>
-                <w:i w:val="false"/>
-                <w:iCs w:val="false"/>
-                <w:color w:val="1F2937"/>
-                <w:sz w:val="19"/>
-                <w:szCs w:val="19"/>
-              </w:rPr>
-              <w:t xml:space="preserve">우선 개선 선정</w:t>
+            <w:shd w:fill="FFFFFF" w:color="auto" w:val="clear"/>
+            <w:tcMar>
+              <w:top w:type="dxa" w:w="55"/>
+              <w:left w:type="dxa" w:w="90"/>
+              <w:bottom w:type="dxa" w:w="55"/>
+              <w:right w:type="dxa" w:w="90"/>
+            </w:tcMar>
+            <w:vAlign w:val="center"/>
+          </w:tcPr>
+          <w:p>
+            <w:pPr>
+              <w:spacing w:after="0" w:line="262"/>
+              <w:jc w:val="center"/>
+            </w:pPr>
+            <w:r>
+              <w:rPr>
+                <w:rFonts w:ascii="맑은 고딕" w:cs="맑은 고딕" w:eastAsia="맑은 고딕" w:hAnsi="맑은 고딕"/>
+                <w:b w:val="false"/>
+                <w:bCs w:val="false"/>
+                <w:i w:val="false"/>
+                <w:iCs w:val="false"/>
+                <w:color w:val="1F2937"/>
+                <w:sz w:val="19"/>
+                <w:szCs w:val="19"/>
+              </w:rPr>
+              <w:t xml:space="preserve">최적 이동 경로 → 재배치안 + 보고문 자동 작성</w:t>
             </w:r>
           </w:p>
         </w:tc>
@@ -6321,7 +6271,7 @@
                 <w:sz w:val="19"/>
                 <w:szCs w:val="19"/>
               </w:rPr>
-              <w:t xml:space="preserve">적치율 ≥ 100 / 90%</w:t>
+              <w:t xml:space="preserve">자재 소진일수 = 재고÷일소비 ≤ 재주문점</w:t>
             </w:r>
           </w:p>
         </w:tc>
@@ -6353,7 +6303,7 @@
                 <w:sz w:val="19"/>
                 <w:szCs w:val="19"/>
               </w:rPr>
-              <w:t xml:space="preserve">재배치·출하 / 주의</w:t>
+              <w:t xml:space="preserve">발주 필요 → 즉시 발주 추천 (MOQ 반영)</w:t>
             </w:r>
           </w:p>
         </w:tc>
@@ -6365,7 +6315,7 @@
         <w:tc>
           <w:tcPr>
             <w:tcW w:type="dxa" w:w="440"/>
-            <w:shd w:fill="F5F8FC" w:color="auto" w:val="clear"/>
+            <w:shd w:fill="FFFFFF" w:color="auto" w:val="clear"/>
             <w:tcMar>
               <w:top w:type="dxa" w:w="55"/>
               <w:left w:type="dxa" w:w="90"/>
@@ -6397,96 +6347,96 @@
         <w:tc>
           <w:tcPr>
             <w:tcW w:type="dxa" w:w="1080"/>
-            <w:shd w:fill="F5F8FC" w:color="auto" w:val="clear"/>
-            <w:tcMar>
-              <w:top w:type="dxa" w:w="55"/>
-              <w:left w:type="dxa" w:w="90"/>
-              <w:bottom w:type="dxa" w:w="55"/>
-              <w:right w:type="dxa" w:w="90"/>
-            </w:tcMar>
-            <w:vAlign w:val="center"/>
-          </w:tcPr>
-          <w:p>
-            <w:pPr>
-              <w:spacing w:after="0" w:line="262"/>
-              <w:jc w:val="center"/>
-            </w:pPr>
-            <w:r>
-              <w:rPr>
-                <w:rFonts w:ascii="맑은 고딕" w:cs="맑은 고딕" w:eastAsia="맑은 고딕" w:hAnsi="맑은 고딕"/>
-                <w:b w:val="false"/>
-                <w:bCs w:val="false"/>
-                <w:i w:val="false"/>
-                <w:iCs w:val="false"/>
-                <w:color w:val="1F2937"/>
-                <w:sz w:val="19"/>
-                <w:szCs w:val="19"/>
-              </w:rPr>
-              <w:t xml:space="preserve">창고</w:t>
+            <w:shd w:fill="FFFFFF" w:color="auto" w:val="clear"/>
+            <w:tcMar>
+              <w:top w:type="dxa" w:w="55"/>
+              <w:left w:type="dxa" w:w="90"/>
+              <w:bottom w:type="dxa" w:w="55"/>
+              <w:right w:type="dxa" w:w="90"/>
+            </w:tcMar>
+            <w:vAlign w:val="center"/>
+          </w:tcPr>
+          <w:p>
+            <w:pPr>
+              <w:spacing w:after="0" w:line="262"/>
+              <w:jc w:val="center"/>
+            </w:pPr>
+            <w:r>
+              <w:rPr>
+                <w:rFonts w:ascii="맑은 고딕" w:cs="맑은 고딕" w:eastAsia="맑은 고딕" w:hAnsi="맑은 고딕"/>
+                <w:b w:val="false"/>
+                <w:bCs w:val="false"/>
+                <w:i w:val="false"/>
+                <w:iCs w:val="false"/>
+                <w:color w:val="1F2937"/>
+                <w:sz w:val="19"/>
+                <w:szCs w:val="19"/>
+              </w:rPr>
+              <w:t xml:space="preserve">안전</w:t>
             </w:r>
           </w:p>
         </w:tc>
         <w:tc>
           <w:tcPr>
             <w:tcW w:type="dxa" w:w="4200"/>
-            <w:shd w:fill="F5F8FC" w:color="auto" w:val="clear"/>
-            <w:tcMar>
-              <w:top w:type="dxa" w:w="55"/>
-              <w:left w:type="dxa" w:w="90"/>
-              <w:bottom w:type="dxa" w:w="55"/>
-              <w:right w:type="dxa" w:w="90"/>
-            </w:tcMar>
-            <w:vAlign w:val="center"/>
-          </w:tcPr>
-          <w:p>
-            <w:pPr>
-              <w:spacing w:after="0" w:line="262"/>
-              <w:jc w:val="center"/>
-            </w:pPr>
-            <w:r>
-              <w:rPr>
-                <w:rFonts w:ascii="맑은 고딕" w:cs="맑은 고딕" w:eastAsia="맑은 고딕" w:hAnsi="맑은 고딕"/>
-                <w:b w:val="false"/>
-                <w:bCs w:val="false"/>
-                <w:i w:val="false"/>
-                <w:iCs w:val="false"/>
-                <w:color w:val="1F2937"/>
-                <w:sz w:val="19"/>
-                <w:szCs w:val="19"/>
-              </w:rPr>
-              <w:t xml:space="preserve">CAPA 초과 구역</w:t>
+            <w:shd w:fill="FFFFFF" w:color="auto" w:val="clear"/>
+            <w:tcMar>
+              <w:top w:type="dxa" w:w="55"/>
+              <w:left w:type="dxa" w:w="90"/>
+              <w:bottom w:type="dxa" w:w="55"/>
+              <w:right w:type="dxa" w:w="90"/>
+            </w:tcMar>
+            <w:vAlign w:val="center"/>
+          </w:tcPr>
+          <w:p>
+            <w:pPr>
+              <w:spacing w:after="0" w:line="262"/>
+              <w:jc w:val="center"/>
+            </w:pPr>
+            <w:r>
+              <w:rPr>
+                <w:rFonts w:ascii="맑은 고딕" w:cs="맑은 고딕" w:eastAsia="맑은 고딕" w:hAnsi="맑은 고딕"/>
+                <w:b w:val="false"/>
+                <w:bCs w:val="false"/>
+                <w:i w:val="false"/>
+                <w:iCs w:val="false"/>
+                <w:color w:val="1F2937"/>
+                <w:sz w:val="19"/>
+                <w:szCs w:val="19"/>
+              </w:rPr>
+              <w:t xml:space="preserve">WBGT (온열지수) ≥ 28℃</w:t>
             </w:r>
           </w:p>
         </w:tc>
         <w:tc>
           <w:tcPr>
             <w:tcW w:type="dxa" w:w="3300"/>
-            <w:shd w:fill="F5F8FC" w:color="auto" w:val="clear"/>
-            <w:tcMar>
-              <w:top w:type="dxa" w:w="55"/>
-              <w:left w:type="dxa" w:w="90"/>
-              <w:bottom w:type="dxa" w:w="55"/>
-              <w:right w:type="dxa" w:w="90"/>
-            </w:tcMar>
-            <w:vAlign w:val="center"/>
-          </w:tcPr>
-          <w:p>
-            <w:pPr>
-              <w:spacing w:after="0" w:line="262"/>
-              <w:jc w:val="center"/>
-            </w:pPr>
-            <w:r>
-              <w:rPr>
-                <w:rFonts w:ascii="맑은 고딕" w:cs="맑은 고딕" w:eastAsia="맑은 고딕" w:hAnsi="맑은 고딕"/>
-                <w:b w:val="false"/>
-                <w:bCs w:val="false"/>
-                <w:i w:val="false"/>
-                <w:iCs w:val="false"/>
-                <w:color w:val="1F2937"/>
-                <w:sz w:val="19"/>
-                <w:szCs w:val="19"/>
-              </w:rPr>
-              <w:t xml:space="preserve">자동 식별</w:t>
+            <w:shd w:fill="FFFFFF" w:color="auto" w:val="clear"/>
+            <w:tcMar>
+              <w:top w:type="dxa" w:w="55"/>
+              <w:left w:type="dxa" w:w="90"/>
+              <w:bottom w:type="dxa" w:w="55"/>
+              <w:right w:type="dxa" w:w="90"/>
+            </w:tcMar>
+            <w:vAlign w:val="center"/>
+          </w:tcPr>
+          <w:p>
+            <w:pPr>
+              <w:spacing w:after="0" w:line="262"/>
+              <w:jc w:val="center"/>
+            </w:pPr>
+            <w:r>
+              <w:rPr>
+                <w:rFonts w:ascii="맑은 고딕" w:cs="맑은 고딕" w:eastAsia="맑은 고딕" w:hAnsi="맑은 고딕"/>
+                <w:b w:val="false"/>
+                <w:bCs w:val="false"/>
+                <w:i w:val="false"/>
+                <w:iCs w:val="false"/>
+                <w:color w:val="1F2937"/>
+                <w:sz w:val="19"/>
+                <w:szCs w:val="19"/>
+              </w:rPr>
+              <w:t xml:space="preserve">폭염 주의 → 수분 · 휴식 안내</w:t>
             </w:r>
           </w:p>
         </w:tc>
@@ -6555,7 +6505,7 @@
                 <w:sz w:val="19"/>
                 <w:szCs w:val="19"/>
               </w:rPr>
-              <w:t xml:space="preserve">간접작업</w:t>
+              <w:t xml:space="preserve">안전</w:t>
             </w:r>
           </w:p>
         </w:tc>
@@ -6587,7 +6537,7 @@
                 <w:sz w:val="19"/>
                 <w:szCs w:val="19"/>
               </w:rPr>
-              <w:t xml:space="preserve">MH·PLT·PLT/MH</w:t>
+              <w:t xml:space="preserve">WBGT ≥ 31℃</w:t>
             </w:r>
           </w:p>
         </w:tc>
@@ -6619,7 +6569,7 @@
                 <w:sz w:val="19"/>
                 <w:szCs w:val="19"/>
               </w:rPr>
-              <w:t xml:space="preserve">작업자·유형 생산성 편차 탐지</w:t>
+              <w:t xml:space="preserve">폭염 경고 → 시간당 10분 휴식 · 옥외 단축</w:t>
             </w:r>
           </w:p>
         </w:tc>
@@ -6631,7 +6581,7 @@
         <w:tc>
           <w:tcPr>
             <w:tcW w:type="dxa" w:w="440"/>
-            <w:shd w:fill="F5F8FC" w:color="auto" w:val="clear"/>
+            <w:shd w:fill="FFFFFF" w:color="auto" w:val="clear"/>
             <w:tcMar>
               <w:top w:type="dxa" w:w="55"/>
               <w:left w:type="dxa" w:w="90"/>
@@ -6663,96 +6613,96 @@
         <w:tc>
           <w:tcPr>
             <w:tcW w:type="dxa" w:w="1080"/>
-            <w:shd w:fill="F5F8FC" w:color="auto" w:val="clear"/>
-            <w:tcMar>
-              <w:top w:type="dxa" w:w="55"/>
-              <w:left w:type="dxa" w:w="90"/>
-              <w:bottom w:type="dxa" w:w="55"/>
-              <w:right w:type="dxa" w:w="90"/>
-            </w:tcMar>
-            <w:vAlign w:val="center"/>
-          </w:tcPr>
-          <w:p>
-            <w:pPr>
-              <w:spacing w:after="0" w:line="262"/>
-              <w:jc w:val="center"/>
-            </w:pPr>
-            <w:r>
-              <w:rPr>
-                <w:rFonts w:ascii="맑은 고딕" w:cs="맑은 고딕" w:eastAsia="맑은 고딕" w:hAnsi="맑은 고딕"/>
-                <w:b w:val="false"/>
-                <w:bCs w:val="false"/>
-                <w:i w:val="false"/>
-                <w:iCs w:val="false"/>
-                <w:color w:val="1F2937"/>
-                <w:sz w:val="19"/>
-                <w:szCs w:val="19"/>
-              </w:rPr>
-              <w:t xml:space="preserve">분석</w:t>
+            <w:shd w:fill="FFFFFF" w:color="auto" w:val="clear"/>
+            <w:tcMar>
+              <w:top w:type="dxa" w:w="55"/>
+              <w:left w:type="dxa" w:w="90"/>
+              <w:bottom w:type="dxa" w:w="55"/>
+              <w:right w:type="dxa" w:w="90"/>
+            </w:tcMar>
+            <w:vAlign w:val="center"/>
+          </w:tcPr>
+          <w:p>
+            <w:pPr>
+              <w:spacing w:after="0" w:line="262"/>
+              <w:jc w:val="center"/>
+            </w:pPr>
+            <w:r>
+              <w:rPr>
+                <w:rFonts w:ascii="맑은 고딕" w:cs="맑은 고딕" w:eastAsia="맑은 고딕" w:hAnsi="맑은 고딕"/>
+                <w:b w:val="false"/>
+                <w:bCs w:val="false"/>
+                <w:i w:val="false"/>
+                <w:iCs w:val="false"/>
+                <w:color w:val="1F2937"/>
+                <w:sz w:val="19"/>
+                <w:szCs w:val="19"/>
+              </w:rPr>
+              <w:t xml:space="preserve">안전</w:t>
             </w:r>
           </w:p>
         </w:tc>
         <w:tc>
           <w:tcPr>
             <w:tcW w:type="dxa" w:w="4200"/>
-            <w:shd w:fill="F5F8FC" w:color="auto" w:val="clear"/>
-            <w:tcMar>
-              <w:top w:type="dxa" w:w="55"/>
-              <w:left w:type="dxa" w:w="90"/>
-              <w:bottom w:type="dxa" w:w="55"/>
-              <w:right w:type="dxa" w:w="90"/>
-            </w:tcMar>
-            <w:vAlign w:val="center"/>
-          </w:tcPr>
-          <w:p>
-            <w:pPr>
-              <w:spacing w:after="0" w:line="262"/>
-              <w:jc w:val="center"/>
-            </w:pPr>
-            <w:r>
-              <w:rPr>
-                <w:rFonts w:ascii="맑은 고딕" w:cs="맑은 고딕" w:eastAsia="맑은 고딕" w:hAnsi="맑은 고딕"/>
-                <w:b w:val="false"/>
-                <w:bCs w:val="false"/>
-                <w:i w:val="false"/>
-                <w:iCs w:val="false"/>
-                <w:color w:val="1F2937"/>
-                <w:sz w:val="19"/>
-                <w:szCs w:val="19"/>
-              </w:rPr>
-              <w:t xml:space="preserve">OEE = 가동×성능×양품</w:t>
+            <w:shd w:fill="FFFFFF" w:color="auto" w:val="clear"/>
+            <w:tcMar>
+              <w:top w:type="dxa" w:w="55"/>
+              <w:left w:type="dxa" w:w="90"/>
+              <w:bottom w:type="dxa" w:w="55"/>
+              <w:right w:type="dxa" w:w="90"/>
+            </w:tcMar>
+            <w:vAlign w:val="center"/>
+          </w:tcPr>
+          <w:p>
+            <w:pPr>
+              <w:spacing w:after="0" w:line="262"/>
+              <w:jc w:val="center"/>
+            </w:pPr>
+            <w:r>
+              <w:rPr>
+                <w:rFonts w:ascii="맑은 고딕" w:cs="맑은 고딕" w:eastAsia="맑은 고딕" w:hAnsi="맑은 고딕"/>
+                <w:b w:val="false"/>
+                <w:bCs w:val="false"/>
+                <w:i w:val="false"/>
+                <w:iCs w:val="false"/>
+                <w:color w:val="1F2937"/>
+                <w:sz w:val="19"/>
+                <w:szCs w:val="19"/>
+              </w:rPr>
+              <w:t xml:space="preserve">체감온도 (히트워치) ≥ 35℃</w:t>
             </w:r>
           </w:p>
         </w:tc>
         <w:tc>
           <w:tcPr>
             <w:tcW w:type="dxa" w:w="3300"/>
-            <w:shd w:fill="F5F8FC" w:color="auto" w:val="clear"/>
-            <w:tcMar>
-              <w:top w:type="dxa" w:w="55"/>
-              <w:left w:type="dxa" w:w="90"/>
-              <w:bottom w:type="dxa" w:w="55"/>
-              <w:right w:type="dxa" w:w="90"/>
-            </w:tcMar>
-            <w:vAlign w:val="center"/>
-          </w:tcPr>
-          <w:p>
-            <w:pPr>
-              <w:spacing w:after="0" w:line="262"/>
-              <w:jc w:val="center"/>
-            </w:pPr>
-            <w:r>
-              <w:rPr>
-                <w:rFonts w:ascii="맑은 고딕" w:cs="맑은 고딕" w:eastAsia="맑은 고딕" w:hAnsi="맑은 고딕"/>
-                <w:b w:val="false"/>
-                <w:bCs w:val="false"/>
-                <w:i w:val="false"/>
-                <w:iCs w:val="false"/>
-                <w:color w:val="1F2937"/>
-                <w:sz w:val="19"/>
-                <w:szCs w:val="19"/>
-              </w:rPr>
-              <w:t xml:space="preserve">&lt;80% 개선·병목 자동 식별</w:t>
+            <w:shd w:fill="FFFFFF" w:color="auto" w:val="clear"/>
+            <w:tcMar>
+              <w:top w:type="dxa" w:w="55"/>
+              <w:left w:type="dxa" w:w="90"/>
+              <w:bottom w:type="dxa" w:w="55"/>
+              <w:right w:type="dxa" w:w="90"/>
+            </w:tcMar>
+            <w:vAlign w:val="center"/>
+          </w:tcPr>
+          <w:p>
+            <w:pPr>
+              <w:spacing w:after="0" w:line="262"/>
+              <w:jc w:val="center"/>
+            </w:pPr>
+            <w:r>
+              <w:rPr>
+                <w:rFonts w:ascii="맑은 고딕" w:cs="맑은 고딕" w:eastAsia="맑은 고딕" w:hAnsi="맑은 고딕"/>
+                <w:b w:val="false"/>
+                <w:bCs w:val="false"/>
+                <w:i w:val="false"/>
+                <w:iCs w:val="false"/>
+                <w:color w:val="1F2937"/>
+                <w:sz w:val="19"/>
+                <w:szCs w:val="19"/>
+              </w:rPr>
+              <w:t xml:space="preserve">위험 → 푸시 알람 · 작업시간 조정</w:t>
             </w:r>
           </w:p>
         </w:tc>
@@ -6821,7 +6771,7 @@
                 <w:sz w:val="19"/>
                 <w:szCs w:val="19"/>
               </w:rPr>
-              <w:t xml:space="preserve">분석</w:t>
+              <w:t xml:space="preserve">안전</w:t>
             </w:r>
           </w:p>
         </w:tc>
@@ -6853,7 +6803,7 @@
                 <w:sz w:val="19"/>
                 <w:szCs w:val="19"/>
               </w:rPr>
-              <w:t xml:space="preserve">LOSS</w:t>
+              <w:t xml:space="preserve">체감온도 ≥ 38℃</w:t>
             </w:r>
           </w:p>
         </w:tc>
@@ -6885,7 +6835,7 @@
                 <w:sz w:val="19"/>
                 <w:szCs w:val="19"/>
               </w:rPr>
-              <w:t xml:space="preserve">불량·잔업·기회손실 자동 산출</w:t>
+              <w:t xml:space="preserve">옥외작업 중지 → 전면 중지 통보 100%</w:t>
             </w:r>
           </w:p>
         </w:tc>
@@ -6897,7 +6847,7 @@
         <w:tc>
           <w:tcPr>
             <w:tcW w:type="dxa" w:w="440"/>
-            <w:shd w:fill="F5F8FC" w:color="auto" w:val="clear"/>
+            <w:shd w:fill="FFFFFF" w:color="auto" w:val="clear"/>
             <w:tcMar>
               <w:top w:type="dxa" w:w="55"/>
               <w:left w:type="dxa" w:w="90"/>
@@ -6929,96 +6879,96 @@
         <w:tc>
           <w:tcPr>
             <w:tcW w:type="dxa" w:w="1080"/>
-            <w:shd w:fill="F5F8FC" w:color="auto" w:val="clear"/>
-            <w:tcMar>
-              <w:top w:type="dxa" w:w="55"/>
-              <w:left w:type="dxa" w:w="90"/>
-              <w:bottom w:type="dxa" w:w="55"/>
-              <w:right w:type="dxa" w:w="90"/>
-            </w:tcMar>
-            <w:vAlign w:val="center"/>
-          </w:tcPr>
-          <w:p>
-            <w:pPr>
-              <w:spacing w:after="0" w:line="262"/>
-              <w:jc w:val="center"/>
-            </w:pPr>
-            <w:r>
-              <w:rPr>
-                <w:rFonts w:ascii="맑은 고딕" w:cs="맑은 고딕" w:eastAsia="맑은 고딕" w:hAnsi="맑은 고딕"/>
-                <w:b w:val="false"/>
-                <w:bCs w:val="false"/>
-                <w:i w:val="false"/>
-                <w:iCs w:val="false"/>
-                <w:color w:val="1F2937"/>
-                <w:sz w:val="19"/>
-                <w:szCs w:val="19"/>
-              </w:rPr>
-              <w:t xml:space="preserve">분석</w:t>
+            <w:shd w:fill="FFFFFF" w:color="auto" w:val="clear"/>
+            <w:tcMar>
+              <w:top w:type="dxa" w:w="55"/>
+              <w:left w:type="dxa" w:w="90"/>
+              <w:bottom w:type="dxa" w:w="55"/>
+              <w:right w:type="dxa" w:w="90"/>
+            </w:tcMar>
+            <w:vAlign w:val="center"/>
+          </w:tcPr>
+          <w:p>
+            <w:pPr>
+              <w:spacing w:after="0" w:line="262"/>
+              <w:jc w:val="center"/>
+            </w:pPr>
+            <w:r>
+              <w:rPr>
+                <w:rFonts w:ascii="맑은 고딕" w:cs="맑은 고딕" w:eastAsia="맑은 고딕" w:hAnsi="맑은 고딕"/>
+                <w:b w:val="false"/>
+                <w:bCs w:val="false"/>
+                <w:i w:val="false"/>
+                <w:iCs w:val="false"/>
+                <w:color w:val="1F2937"/>
+                <w:sz w:val="19"/>
+                <w:szCs w:val="19"/>
+              </w:rPr>
+              <w:t xml:space="preserve">안전</w:t>
             </w:r>
           </w:p>
         </w:tc>
         <w:tc>
           <w:tcPr>
             <w:tcW w:type="dxa" w:w="4200"/>
-            <w:shd w:fill="F5F8FC" w:color="auto" w:val="clear"/>
-            <w:tcMar>
-              <w:top w:type="dxa" w:w="55"/>
-              <w:left w:type="dxa" w:w="90"/>
-              <w:bottom w:type="dxa" w:w="55"/>
-              <w:right w:type="dxa" w:w="90"/>
-            </w:tcMar>
-            <w:vAlign w:val="center"/>
-          </w:tcPr>
-          <w:p>
-            <w:pPr>
-              <w:spacing w:after="0" w:line="262"/>
-              <w:jc w:val="center"/>
-            </w:pPr>
-            <w:r>
-              <w:rPr>
-                <w:rFonts w:ascii="맑은 고딕" w:cs="맑은 고딕" w:eastAsia="맑은 고딕" w:hAnsi="맑은 고딕"/>
-                <w:b w:val="false"/>
-                <w:bCs w:val="false"/>
-                <w:i w:val="false"/>
-                <w:iCs w:val="false"/>
-                <w:color w:val="1F2937"/>
-                <w:sz w:val="19"/>
-                <w:szCs w:val="19"/>
-              </w:rPr>
-              <w:t xml:space="preserve">UPPH·인당 원단위</w:t>
+            <w:shd w:fill="FFFFFF" w:color="auto" w:val="clear"/>
+            <w:tcMar>
+              <w:top w:type="dxa" w:w="55"/>
+              <w:left w:type="dxa" w:w="90"/>
+              <w:bottom w:type="dxa" w:w="55"/>
+              <w:right w:type="dxa" w:w="90"/>
+            </w:tcMar>
+            <w:vAlign w:val="center"/>
+          </w:tcPr>
+          <w:p>
+            <w:pPr>
+              <w:spacing w:after="0" w:line="262"/>
+              <w:jc w:val="center"/>
+            </w:pPr>
+            <w:r>
+              <w:rPr>
+                <w:rFonts w:ascii="맑은 고딕" w:cs="맑은 고딕" w:eastAsia="맑은 고딕" w:hAnsi="맑은 고딕"/>
+                <w:b w:val="false"/>
+                <w:bCs w:val="false"/>
+                <w:i w:val="false"/>
+                <w:iCs w:val="false"/>
+                <w:color w:val="1F2937"/>
+                <w:sz w:val="19"/>
+                <w:szCs w:val="19"/>
+              </w:rPr>
+              <w:t xml:space="preserve">작업 전 TBM 실시 여부 미실시</w:t>
             </w:r>
           </w:p>
         </w:tc>
         <w:tc>
           <w:tcPr>
             <w:tcW w:type="dxa" w:w="3300"/>
-            <w:shd w:fill="F5F8FC" w:color="auto" w:val="clear"/>
-            <w:tcMar>
-              <w:top w:type="dxa" w:w="55"/>
-              <w:left w:type="dxa" w:w="90"/>
-              <w:bottom w:type="dxa" w:w="55"/>
-              <w:right w:type="dxa" w:w="90"/>
-            </w:tcMar>
-            <w:vAlign w:val="center"/>
-          </w:tcPr>
-          <w:p>
-            <w:pPr>
-              <w:spacing w:after="0" w:line="262"/>
-              <w:jc w:val="center"/>
-            </w:pPr>
-            <w:r>
-              <w:rPr>
-                <w:rFonts w:ascii="맑은 고딕" w:cs="맑은 고딕" w:eastAsia="맑은 고딕" w:hAnsi="맑은 고딕"/>
-                <w:b w:val="false"/>
-                <w:bCs w:val="false"/>
-                <w:i w:val="false"/>
-                <w:iCs w:val="false"/>
-                <w:color w:val="1F2937"/>
-                <w:sz w:val="19"/>
-                <w:szCs w:val="19"/>
-              </w:rPr>
-              <w:t xml:space="preserve">자동 산출</w:t>
+            <w:shd w:fill="FFFFFF" w:color="auto" w:val="clear"/>
+            <w:tcMar>
+              <w:top w:type="dxa" w:w="55"/>
+              <w:left w:type="dxa" w:w="90"/>
+              <w:bottom w:type="dxa" w:w="55"/>
+              <w:right w:type="dxa" w:w="90"/>
+            </w:tcMar>
+            <w:vAlign w:val="center"/>
+          </w:tcPr>
+          <w:p>
+            <w:pPr>
+              <w:spacing w:after="0" w:line="262"/>
+              <w:jc w:val="center"/>
+            </w:pPr>
+            <w:r>
+              <w:rPr>
+                <w:rFonts w:ascii="맑은 고딕" w:cs="맑은 고딕" w:eastAsia="맑은 고딕" w:hAnsi="맑은 고딕"/>
+                <w:b w:val="false"/>
+                <w:bCs w:val="false"/>
+                <w:i w:val="false"/>
+                <w:iCs w:val="false"/>
+                <w:color w:val="1F2937"/>
+                <w:sz w:val="19"/>
+                <w:szCs w:val="19"/>
+              </w:rPr>
+              <w:t xml:space="preserve">점검 누락 → 자동 알림 100% (실시율 100%)</w:t>
             </w:r>
           </w:p>
         </w:tc>
@@ -7087,7 +7037,7 @@
                 <w:sz w:val="19"/>
                 <w:szCs w:val="19"/>
               </w:rPr>
-              <w:t xml:space="preserve">보고</w:t>
+              <w:t xml:space="preserve">안전</w:t>
             </w:r>
           </w:p>
         </w:tc>
@@ -7119,7 +7069,7 @@
                 <w:sz w:val="19"/>
                 <w:szCs w:val="19"/>
               </w:rPr>
-              <w:t xml:space="preserve">8개 Agent 종합</w:t>
+              <w:t xml:space="preserve">위험 신고 처리상태 미조치 24h</w:t>
             </w:r>
           </w:p>
         </w:tc>
@@ -7151,7 +7101,7 @@
                 <w:sz w:val="19"/>
                 <w:szCs w:val="19"/>
               </w:rPr>
-              <w:t xml:space="preserve">관리자 한 줄+메신저 보고문 자동</w:t>
+              <w:t xml:space="preserve">방치 위험 → 담당자 자동 재알림</w:t>
             </w:r>
           </w:p>
         </w:tc>
@@ -7163,7 +7113,7 @@
         <w:tc>
           <w:tcPr>
             <w:tcW w:type="dxa" w:w="440"/>
-            <w:shd w:fill="F5F8FC" w:color="auto" w:val="clear"/>
+            <w:shd w:fill="FFFFFF" w:color="auto" w:val="clear"/>
             <w:tcMar>
               <w:top w:type="dxa" w:w="55"/>
               <w:left w:type="dxa" w:w="90"/>
@@ -7195,96 +7145,96 @@
         <w:tc>
           <w:tcPr>
             <w:tcW w:type="dxa" w:w="1080"/>
-            <w:shd w:fill="F5F8FC" w:color="auto" w:val="clear"/>
-            <w:tcMar>
-              <w:top w:type="dxa" w:w="55"/>
-              <w:left w:type="dxa" w:w="90"/>
-              <w:bottom w:type="dxa" w:w="55"/>
-              <w:right w:type="dxa" w:w="90"/>
-            </w:tcMar>
-            <w:vAlign w:val="center"/>
-          </w:tcPr>
-          <w:p>
-            <w:pPr>
-              <w:spacing w:after="0" w:line="262"/>
-              <w:jc w:val="center"/>
-            </w:pPr>
-            <w:r>
-              <w:rPr>
-                <w:rFonts w:ascii="맑은 고딕" w:cs="맑은 고딕" w:eastAsia="맑은 고딕" w:hAnsi="맑은 고딕"/>
-                <w:b w:val="false"/>
-                <w:bCs w:val="false"/>
-                <w:i w:val="false"/>
-                <w:iCs w:val="false"/>
-                <w:color w:val="1F2937"/>
-                <w:sz w:val="19"/>
-                <w:szCs w:val="19"/>
-              </w:rPr>
-              <w:t xml:space="preserve">보고</w:t>
+            <w:shd w:fill="FFFFFF" w:color="auto" w:val="clear"/>
+            <w:tcMar>
+              <w:top w:type="dxa" w:w="55"/>
+              <w:left w:type="dxa" w:w="90"/>
+              <w:bottom w:type="dxa" w:w="55"/>
+              <w:right w:type="dxa" w:w="90"/>
+            </w:tcMar>
+            <w:vAlign w:val="center"/>
+          </w:tcPr>
+          <w:p>
+            <w:pPr>
+              <w:spacing w:after="0" w:line="262"/>
+              <w:jc w:val="center"/>
+            </w:pPr>
+            <w:r>
+              <w:rPr>
+                <w:rFonts w:ascii="맑은 고딕" w:cs="맑은 고딕" w:eastAsia="맑은 고딕" w:hAnsi="맑은 고딕"/>
+                <w:b w:val="false"/>
+                <w:bCs w:val="false"/>
+                <w:i w:val="false"/>
+                <w:iCs w:val="false"/>
+                <w:color w:val="1F2937"/>
+                <w:sz w:val="19"/>
+                <w:szCs w:val="19"/>
+              </w:rPr>
+              <w:t xml:space="preserve">품질</w:t>
             </w:r>
           </w:p>
         </w:tc>
         <w:tc>
           <w:tcPr>
             <w:tcW w:type="dxa" w:w="4200"/>
-            <w:shd w:fill="F5F8FC" w:color="auto" w:val="clear"/>
-            <w:tcMar>
-              <w:top w:type="dxa" w:w="55"/>
-              <w:left w:type="dxa" w:w="90"/>
-              <w:bottom w:type="dxa" w:w="55"/>
-              <w:right w:type="dxa" w:w="90"/>
-            </w:tcMar>
-            <w:vAlign w:val="center"/>
-          </w:tcPr>
-          <w:p>
-            <w:pPr>
-              <w:spacing w:after="0" w:line="262"/>
-              <w:jc w:val="center"/>
-            </w:pPr>
-            <w:r>
-              <w:rPr>
-                <w:rFonts w:ascii="맑은 고딕" w:cs="맑은 고딕" w:eastAsia="맑은 고딕" w:hAnsi="맑은 고딕"/>
-                <w:b w:val="false"/>
-                <w:bCs w:val="false"/>
-                <w:i w:val="false"/>
-                <w:iCs w:val="false"/>
-                <w:color w:val="1F2937"/>
-                <w:sz w:val="19"/>
-                <w:szCs w:val="19"/>
-              </w:rPr>
-              <w:t xml:space="preserve">이상 자동 탐지</w:t>
+            <w:shd w:fill="FFFFFF" w:color="auto" w:val="clear"/>
+            <w:tcMar>
+              <w:top w:type="dxa" w:w="55"/>
+              <w:left w:type="dxa" w:w="90"/>
+              <w:bottom w:type="dxa" w:w="55"/>
+              <w:right w:type="dxa" w:w="90"/>
+            </w:tcMar>
+            <w:vAlign w:val="center"/>
+          </w:tcPr>
+          <w:p>
+            <w:pPr>
+              <w:spacing w:after="0" w:line="262"/>
+              <w:jc w:val="center"/>
+            </w:pPr>
+            <w:r>
+              <w:rPr>
+                <w:rFonts w:ascii="맑은 고딕" w:cs="맑은 고딕" w:eastAsia="맑은 고딕" w:hAnsi="맑은 고딕"/>
+                <w:b w:val="false"/>
+                <w:bCs w:val="false"/>
+                <w:i w:val="false"/>
+                <w:iCs w:val="false"/>
+                <w:color w:val="1F2937"/>
+                <w:sz w:val="19"/>
+                <w:szCs w:val="19"/>
+              </w:rPr>
+              <w:t xml:space="preserve">불량률 &gt; 1.5%</w:t>
             </w:r>
           </w:p>
         </w:tc>
         <w:tc>
           <w:tcPr>
             <w:tcW w:type="dxa" w:w="3300"/>
-            <w:shd w:fill="F5F8FC" w:color="auto" w:val="clear"/>
-            <w:tcMar>
-              <w:top w:type="dxa" w:w="55"/>
-              <w:left w:type="dxa" w:w="90"/>
-              <w:bottom w:type="dxa" w:w="55"/>
-              <w:right w:type="dxa" w:w="90"/>
-            </w:tcMar>
-            <w:vAlign w:val="center"/>
-          </w:tcPr>
-          <w:p>
-            <w:pPr>
-              <w:spacing w:after="0" w:line="262"/>
-              <w:jc w:val="center"/>
-            </w:pPr>
-            <w:r>
-              <w:rPr>
-                <w:rFonts w:ascii="맑은 고딕" w:cs="맑은 고딕" w:eastAsia="맑은 고딕" w:hAnsi="맑은 고딕"/>
-                <w:b w:val="false"/>
-                <w:bCs w:val="false"/>
-                <w:i w:val="false"/>
-                <w:iCs w:val="false"/>
-                <w:color w:val="1F2937"/>
-                <w:sz w:val="19"/>
-                <w:szCs w:val="19"/>
-              </w:rPr>
-              <w:t xml:space="preserve">금일 조치·익일 리스크 도출</w:t>
+            <w:shd w:fill="FFFFFF" w:color="auto" w:val="clear"/>
+            <w:tcMar>
+              <w:top w:type="dxa" w:w="55"/>
+              <w:left w:type="dxa" w:w="90"/>
+              <w:bottom w:type="dxa" w:w="55"/>
+              <w:right w:type="dxa" w:w="90"/>
+            </w:tcMar>
+            <w:vAlign w:val="center"/>
+          </w:tcPr>
+          <w:p>
+            <w:pPr>
+              <w:spacing w:after="0" w:line="262"/>
+              <w:jc w:val="center"/>
+            </w:pPr>
+            <w:r>
+              <w:rPr>
+                <w:rFonts w:ascii="맑은 고딕" w:cs="맑은 고딕" w:eastAsia="맑은 고딕" w:hAnsi="맑은 고딕"/>
+                <w:b w:val="false"/>
+                <w:bCs w:val="false"/>
+                <w:i w:val="false"/>
+                <w:iCs w:val="false"/>
+                <w:color w:val="1F2937"/>
+                <w:sz w:val="19"/>
+                <w:szCs w:val="19"/>
+              </w:rPr>
+              <w:t xml:space="preserve">품질 이상 → 최다 원인 라인 조치 권고</w:t>
             </w:r>
           </w:p>
         </w:tc>
@@ -7353,7 +7303,7 @@
                 <w:sz w:val="19"/>
                 <w:szCs w:val="19"/>
               </w:rPr>
-              <w:t xml:space="preserve">상황판</w:t>
+              <w:t xml:space="preserve">품질</w:t>
             </w:r>
           </w:p>
         </w:tc>
@@ -7385,7 +7335,7 @@
                 <w:sz w:val="19"/>
                 <w:szCs w:val="19"/>
               </w:rPr>
-              <w:t xml:space="preserve">위험/병목/조치 Top3</w:t>
+              <w:t xml:space="preserve">파레토 상위 불량 원인 상위 1~3</w:t>
             </w:r>
           </w:p>
         </w:tc>
@@ -7417,7 +7367,7 @@
                 <w:sz w:val="19"/>
                 <w:szCs w:val="19"/>
               </w:rPr>
-              <w:t xml:space="preserve">실시간 우선순위 자동 정렬</w:t>
+              <w:t xml:space="preserve">교육 대상 → OPL 교육자료 자동 선정</w:t>
             </w:r>
           </w:p>
         </w:tc>
@@ -7429,7 +7379,7 @@
         <w:tc>
           <w:tcPr>
             <w:tcW w:type="dxa" w:w="440"/>
-            <w:shd w:fill="F5F8FC" w:color="auto" w:val="clear"/>
+            <w:shd w:fill="FFFFFF" w:color="auto" w:val="clear"/>
             <w:tcMar>
               <w:top w:type="dxa" w:w="55"/>
               <w:left w:type="dxa" w:w="90"/>
@@ -7461,96 +7411,96 @@
         <w:tc>
           <w:tcPr>
             <w:tcW w:type="dxa" w:w="1080"/>
-            <w:shd w:fill="F5F8FC" w:color="auto" w:val="clear"/>
-            <w:tcMar>
-              <w:top w:type="dxa" w:w="55"/>
-              <w:left w:type="dxa" w:w="90"/>
-              <w:bottom w:type="dxa" w:w="55"/>
-              <w:right w:type="dxa" w:w="90"/>
-            </w:tcMar>
-            <w:vAlign w:val="center"/>
-          </w:tcPr>
-          <w:p>
-            <w:pPr>
-              <w:spacing w:after="0" w:line="262"/>
-              <w:jc w:val="center"/>
-            </w:pPr>
-            <w:r>
-              <w:rPr>
-                <w:rFonts w:ascii="맑은 고딕" w:cs="맑은 고딕" w:eastAsia="맑은 고딕" w:hAnsi="맑은 고딕"/>
-                <w:b w:val="false"/>
-                <w:bCs w:val="false"/>
-                <w:i w:val="false"/>
-                <w:iCs w:val="false"/>
-                <w:color w:val="1F2937"/>
-                <w:sz w:val="19"/>
-                <w:szCs w:val="19"/>
-              </w:rPr>
-              <w:t xml:space="preserve">상황판</w:t>
+            <w:shd w:fill="FFFFFF" w:color="auto" w:val="clear"/>
+            <w:tcMar>
+              <w:top w:type="dxa" w:w="55"/>
+              <w:left w:type="dxa" w:w="90"/>
+              <w:bottom w:type="dxa" w:w="55"/>
+              <w:right w:type="dxa" w:w="90"/>
+            </w:tcMar>
+            <w:vAlign w:val="center"/>
+          </w:tcPr>
+          <w:p>
+            <w:pPr>
+              <w:spacing w:after="0" w:line="262"/>
+              <w:jc w:val="center"/>
+            </w:pPr>
+            <w:r>
+              <w:rPr>
+                <w:rFonts w:ascii="맑은 고딕" w:cs="맑은 고딕" w:eastAsia="맑은 고딕" w:hAnsi="맑은 고딕"/>
+                <w:b w:val="false"/>
+                <w:bCs w:val="false"/>
+                <w:i w:val="false"/>
+                <w:iCs w:val="false"/>
+                <w:color w:val="1F2937"/>
+                <w:sz w:val="19"/>
+                <w:szCs w:val="19"/>
+              </w:rPr>
+              <w:t xml:space="preserve">간접작업</w:t>
             </w:r>
           </w:p>
         </w:tc>
         <w:tc>
           <w:tcPr>
             <w:tcW w:type="dxa" w:w="4200"/>
-            <w:shd w:fill="F5F8FC" w:color="auto" w:val="clear"/>
-            <w:tcMar>
-              <w:top w:type="dxa" w:w="55"/>
-              <w:left w:type="dxa" w:w="90"/>
-              <w:bottom w:type="dxa" w:w="55"/>
-              <w:right w:type="dxa" w:w="90"/>
-            </w:tcMar>
-            <w:vAlign w:val="center"/>
-          </w:tcPr>
-          <w:p>
-            <w:pPr>
-              <w:spacing w:after="0" w:line="262"/>
-              <w:jc w:val="center"/>
-            </w:pPr>
-            <w:r>
-              <w:rPr>
-                <w:rFonts w:ascii="맑은 고딕" w:cs="맑은 고딕" w:eastAsia="맑은 고딕" w:hAnsi="맑은 고딕"/>
-                <w:b w:val="false"/>
-                <w:bCs w:val="false"/>
-                <w:i w:val="false"/>
-                <w:iCs w:val="false"/>
-                <w:color w:val="1F2937"/>
-                <w:sz w:val="19"/>
-                <w:szCs w:val="19"/>
-              </w:rPr>
-              <w:t xml:space="preserve">알림→Agent 연결</w:t>
+            <w:shd w:fill="FFFFFF" w:color="auto" w:val="clear"/>
+            <w:tcMar>
+              <w:top w:type="dxa" w:w="55"/>
+              <w:left w:type="dxa" w:w="90"/>
+              <w:bottom w:type="dxa" w:w="55"/>
+              <w:right w:type="dxa" w:w="90"/>
+            </w:tcMar>
+            <w:vAlign w:val="center"/>
+          </w:tcPr>
+          <w:p>
+            <w:pPr>
+              <w:spacing w:after="0" w:line="262"/>
+              <w:jc w:val="center"/>
+            </w:pPr>
+            <w:r>
+              <w:rPr>
+                <w:rFonts w:ascii="맑은 고딕" w:cs="맑은 고딕" w:eastAsia="맑은 고딕" w:hAnsi="맑은 고딕"/>
+                <w:b w:val="false"/>
+                <w:bCs w:val="false"/>
+                <w:i w:val="false"/>
+                <w:iCs w:val="false"/>
+                <w:color w:val="1F2937"/>
+                <w:sz w:val="19"/>
+                <w:szCs w:val="19"/>
+              </w:rPr>
+              <w:t xml:space="preserve">실적 집계 주기 5초 · 다기기</w:t>
             </w:r>
           </w:p>
         </w:tc>
         <w:tc>
           <w:tcPr>
             <w:tcW w:type="dxa" w:w="3300"/>
-            <w:shd w:fill="F5F8FC" w:color="auto" w:val="clear"/>
-            <w:tcMar>
-              <w:top w:type="dxa" w:w="55"/>
-              <w:left w:type="dxa" w:w="90"/>
-              <w:bottom w:type="dxa" w:w="55"/>
-              <w:right w:type="dxa" w:w="90"/>
-            </w:tcMar>
-            <w:vAlign w:val="center"/>
-          </w:tcPr>
-          <w:p>
-            <w:pPr>
-              <w:spacing w:after="0" w:line="262"/>
-              <w:jc w:val="center"/>
-            </w:pPr>
-            <w:r>
-              <w:rPr>
-                <w:rFonts w:ascii="맑은 고딕" w:cs="맑은 고딕" w:eastAsia="맑은 고딕" w:hAnsi="맑은 고딕"/>
-                <w:b w:val="false"/>
-                <w:bCs w:val="false"/>
-                <w:i w:val="false"/>
-                <w:iCs w:val="false"/>
-                <w:color w:val="1F2937"/>
-                <w:sz w:val="19"/>
-                <w:szCs w:val="19"/>
-              </w:rPr>
-              <w:t xml:space="preserve">판단 근거 화면 이동</w:t>
+            <w:shd w:fill="FFFFFF" w:color="auto" w:val="clear"/>
+            <w:tcMar>
+              <w:top w:type="dxa" w:w="55"/>
+              <w:left w:type="dxa" w:w="90"/>
+              <w:bottom w:type="dxa" w:w="55"/>
+              <w:right w:type="dxa" w:w="90"/>
+            </w:tcMar>
+            <w:vAlign w:val="center"/>
+          </w:tcPr>
+          <w:p>
+            <w:pPr>
+              <w:spacing w:after="0" w:line="262"/>
+              <w:jc w:val="center"/>
+            </w:pPr>
+            <w:r>
+              <w:rPr>
+                <w:rFonts w:ascii="맑은 고딕" w:cs="맑은 고딕" w:eastAsia="맑은 고딕" w:hAnsi="맑은 고딕"/>
+                <w:b w:val="false"/>
+                <w:bCs w:val="false"/>
+                <w:i w:val="false"/>
+                <w:iCs w:val="false"/>
+                <w:color w:val="1F2937"/>
+                <w:sz w:val="19"/>
+                <w:szCs w:val="19"/>
+              </w:rPr>
+              <w:t xml:space="preserve">실시간 통합 → 수기 전표 대체 (자동 집계)</w:t>
             </w:r>
           </w:p>
         </w:tc>
@@ -7619,7 +7569,7 @@
                 <w:sz w:val="19"/>
                 <w:szCs w:val="19"/>
               </w:rPr>
-              <w:t xml:space="preserve">데이터</w:t>
+              <w:t xml:space="preserve">간접작업</w:t>
             </w:r>
           </w:p>
         </w:tc>
@@ -7651,7 +7601,7 @@
                 <w:sz w:val="19"/>
                 <w:szCs w:val="19"/>
               </w:rPr>
-              <w:t xml:space="preserve">엑셀/CSV·라이브 API</w:t>
+              <w:t xml:space="preserve">공동작업 실적 인원수 분배</w:t>
             </w:r>
           </w:p>
         </w:tc>
@@ -7683,7 +7633,406 @@
                 <w:sz w:val="19"/>
                 <w:szCs w:val="19"/>
               </w:rPr>
-              <w:t xml:space="preserve">동일 스키마 자동 인식·집계</w:t>
+              <w:t xml:space="preserve">개인 실적 산출 → 개인별 MH · PLT/MH 자동 계산</w:t>
+            </w:r>
+          </w:p>
+        </w:tc>
+      </w:tr>
+      <w:tr>
+        <w:trPr>
+          <w:tblHeader w:val="false"/>
+        </w:trPr>
+        <w:tc>
+          <w:tcPr>
+            <w:tcW w:type="dxa" w:w="440"/>
+            <w:shd w:fill="FFFFFF" w:color="auto" w:val="clear"/>
+            <w:tcMar>
+              <w:top w:type="dxa" w:w="55"/>
+              <w:left w:type="dxa" w:w="90"/>
+              <w:bottom w:type="dxa" w:w="55"/>
+              <w:right w:type="dxa" w:w="90"/>
+            </w:tcMar>
+            <w:vAlign w:val="center"/>
+          </w:tcPr>
+          <w:p>
+            <w:pPr>
+              <w:spacing w:after="0" w:line="262"/>
+              <w:jc w:val="left"/>
+            </w:pPr>
+            <w:r>
+              <w:rPr>
+                <w:rFonts w:ascii="맑은 고딕" w:cs="맑은 고딕" w:eastAsia="맑은 고딕" w:hAnsi="맑은 고딕"/>
+                <w:b w:val="false"/>
+                <w:bCs w:val="false"/>
+                <w:i w:val="false"/>
+                <w:iCs w:val="false"/>
+                <w:color w:val="1F2937"/>
+                <w:sz w:val="19"/>
+                <w:szCs w:val="19"/>
+              </w:rPr>
+              <w:t xml:space="preserve">30</w:t>
+            </w:r>
+          </w:p>
+        </w:tc>
+        <w:tc>
+          <w:tcPr>
+            <w:tcW w:type="dxa" w:w="1080"/>
+            <w:shd w:fill="FFFFFF" w:color="auto" w:val="clear"/>
+            <w:tcMar>
+              <w:top w:type="dxa" w:w="55"/>
+              <w:left w:type="dxa" w:w="90"/>
+              <w:bottom w:type="dxa" w:w="55"/>
+              <w:right w:type="dxa" w:w="90"/>
+            </w:tcMar>
+            <w:vAlign w:val="center"/>
+          </w:tcPr>
+          <w:p>
+            <w:pPr>
+              <w:spacing w:after="0" w:line="262"/>
+              <w:jc w:val="center"/>
+            </w:pPr>
+            <w:r>
+              <w:rPr>
+                <w:rFonts w:ascii="맑은 고딕" w:cs="맑은 고딕" w:eastAsia="맑은 고딕" w:hAnsi="맑은 고딕"/>
+                <w:b w:val="false"/>
+                <w:bCs w:val="false"/>
+                <w:i w:val="false"/>
+                <w:iCs w:val="false"/>
+                <w:color w:val="1F2937"/>
+                <w:sz w:val="19"/>
+                <w:szCs w:val="19"/>
+              </w:rPr>
+              <w:t xml:space="preserve">간접작업</w:t>
+            </w:r>
+          </w:p>
+        </w:tc>
+        <w:tc>
+          <w:tcPr>
+            <w:tcW w:type="dxa" w:w="4200"/>
+            <w:shd w:fill="FFFFFF" w:color="auto" w:val="clear"/>
+            <w:tcMar>
+              <w:top w:type="dxa" w:w="55"/>
+              <w:left w:type="dxa" w:w="90"/>
+              <w:bottom w:type="dxa" w:w="55"/>
+              <w:right w:type="dxa" w:w="90"/>
+            </w:tcMar>
+            <w:vAlign w:val="center"/>
+          </w:tcPr>
+          <w:p>
+            <w:pPr>
+              <w:spacing w:after="0" w:line="262"/>
+              <w:jc w:val="center"/>
+            </w:pPr>
+            <w:r>
+              <w:rPr>
+                <w:rFonts w:ascii="맑은 고딕" w:cs="맑은 고딕" w:eastAsia="맑은 고딕" w:hAnsi="맑은 고딕"/>
+                <w:b w:val="false"/>
+                <w:bCs w:val="false"/>
+                <w:i w:val="false"/>
+                <w:iCs w:val="false"/>
+                <w:color w:val="1F2937"/>
+                <w:sz w:val="19"/>
+                <w:szCs w:val="19"/>
+              </w:rPr>
+              <w:t xml:space="preserve">작업자 생산성 편차 &gt; 40%</w:t>
+            </w:r>
+          </w:p>
+        </w:tc>
+        <w:tc>
+          <w:tcPr>
+            <w:tcW w:type="dxa" w:w="3300"/>
+            <w:shd w:fill="FFFFFF" w:color="auto" w:val="clear"/>
+            <w:tcMar>
+              <w:top w:type="dxa" w:w="55"/>
+              <w:left w:type="dxa" w:w="90"/>
+              <w:bottom w:type="dxa" w:w="55"/>
+              <w:right w:type="dxa" w:w="90"/>
+            </w:tcMar>
+            <w:vAlign w:val="center"/>
+          </w:tcPr>
+          <w:p>
+            <w:pPr>
+              <w:spacing w:after="0" w:line="262"/>
+              <w:jc w:val="center"/>
+            </w:pPr>
+            <w:r>
+              <w:rPr>
+                <w:rFonts w:ascii="맑은 고딕" w:cs="맑은 고딕" w:eastAsia="맑은 고딕" w:hAnsi="맑은 고딕"/>
+                <w:b w:val="false"/>
+                <w:bCs w:val="false"/>
+                <w:i w:val="false"/>
+                <w:iCs w:val="false"/>
+                <w:color w:val="1F2937"/>
+                <w:sz w:val="19"/>
+                <w:szCs w:val="19"/>
+              </w:rPr>
+              <w:t xml:space="preserve">이상치 → 경보 · 판단 센터 상신</w:t>
+            </w:r>
+          </w:p>
+        </w:tc>
+      </w:tr>
+      <w:tr>
+        <w:trPr>
+          <w:tblHeader w:val="false"/>
+        </w:trPr>
+        <w:tc>
+          <w:tcPr>
+            <w:tcW w:type="dxa" w:w="440"/>
+            <w:shd w:fill="FFFFFF" w:color="auto" w:val="clear"/>
+            <w:tcMar>
+              <w:top w:type="dxa" w:w="55"/>
+              <w:left w:type="dxa" w:w="90"/>
+              <w:bottom w:type="dxa" w:w="55"/>
+              <w:right w:type="dxa" w:w="90"/>
+            </w:tcMar>
+            <w:vAlign w:val="center"/>
+          </w:tcPr>
+          <w:p>
+            <w:pPr>
+              <w:spacing w:after="0" w:line="262"/>
+              <w:jc w:val="left"/>
+            </w:pPr>
+            <w:r>
+              <w:rPr>
+                <w:rFonts w:ascii="맑은 고딕" w:cs="맑은 고딕" w:eastAsia="맑은 고딕" w:hAnsi="맑은 고딕"/>
+                <w:b w:val="false"/>
+                <w:bCs w:val="false"/>
+                <w:i w:val="false"/>
+                <w:iCs w:val="false"/>
+                <w:color w:val="1F2937"/>
+                <w:sz w:val="19"/>
+                <w:szCs w:val="19"/>
+              </w:rPr>
+              <w:t xml:space="preserve">31</w:t>
+            </w:r>
+          </w:p>
+        </w:tc>
+        <w:tc>
+          <w:tcPr>
+            <w:tcW w:type="dxa" w:w="1080"/>
+            <w:shd w:fill="FFFFFF" w:color="auto" w:val="clear"/>
+            <w:tcMar>
+              <w:top w:type="dxa" w:w="55"/>
+              <w:left w:type="dxa" w:w="90"/>
+              <w:bottom w:type="dxa" w:w="55"/>
+              <w:right w:type="dxa" w:w="90"/>
+            </w:tcMar>
+            <w:vAlign w:val="center"/>
+          </w:tcPr>
+          <w:p>
+            <w:pPr>
+              <w:spacing w:after="0" w:line="262"/>
+              <w:jc w:val="center"/>
+            </w:pPr>
+            <w:r>
+              <w:rPr>
+                <w:rFonts w:ascii="맑은 고딕" w:cs="맑은 고딕" w:eastAsia="맑은 고딕" w:hAnsi="맑은 고딕"/>
+                <w:b w:val="false"/>
+                <w:bCs w:val="false"/>
+                <w:i w:val="false"/>
+                <w:iCs w:val="false"/>
+                <w:color w:val="1F2937"/>
+                <w:sz w:val="19"/>
+                <w:szCs w:val="19"/>
+              </w:rPr>
+              <w:t xml:space="preserve">분석·보고</w:t>
+            </w:r>
+          </w:p>
+        </w:tc>
+        <w:tc>
+          <w:tcPr>
+            <w:tcW w:type="dxa" w:w="4200"/>
+            <w:shd w:fill="FFFFFF" w:color="auto" w:val="clear"/>
+            <w:tcMar>
+              <w:top w:type="dxa" w:w="55"/>
+              <w:left w:type="dxa" w:w="90"/>
+              <w:bottom w:type="dxa" w:w="55"/>
+              <w:right w:type="dxa" w:w="90"/>
+            </w:tcMar>
+            <w:vAlign w:val="center"/>
+          </w:tcPr>
+          <w:p>
+            <w:pPr>
+              <w:spacing w:after="0" w:line="262"/>
+              <w:jc w:val="center"/>
+            </w:pPr>
+            <w:r>
+              <w:rPr>
+                <w:rFonts w:ascii="맑은 고딕" w:cs="맑은 고딕" w:eastAsia="맑은 고딕" w:hAnsi="맑은 고딕"/>
+                <w:b w:val="false"/>
+                <w:bCs w:val="false"/>
+                <w:i w:val="false"/>
+                <w:iCs w:val="false"/>
+                <w:color w:val="1F2937"/>
+                <w:sz w:val="19"/>
+                <w:szCs w:val="19"/>
+              </w:rPr>
+              <w:t xml:space="preserve">월마감 전월·전년 증감 ± 2σ 초과</w:t>
+            </w:r>
+          </w:p>
+        </w:tc>
+        <w:tc>
+          <w:tcPr>
+            <w:tcW w:type="dxa" w:w="3300"/>
+            <w:shd w:fill="FFFFFF" w:color="auto" w:val="clear"/>
+            <w:tcMar>
+              <w:top w:type="dxa" w:w="55"/>
+              <w:left w:type="dxa" w:w="90"/>
+              <w:bottom w:type="dxa" w:w="55"/>
+              <w:right w:type="dxa" w:w="90"/>
+            </w:tcMar>
+            <w:vAlign w:val="center"/>
+          </w:tcPr>
+          <w:p>
+            <w:pPr>
+              <w:spacing w:after="0" w:line="262"/>
+              <w:jc w:val="center"/>
+            </w:pPr>
+            <w:r>
+              <w:rPr>
+                <w:rFonts w:ascii="맑은 고딕" w:cs="맑은 고딕" w:eastAsia="맑은 고딕" w:hAnsi="맑은 고딕"/>
+                <w:b w:val="false"/>
+                <w:bCs w:val="false"/>
+                <w:i w:val="false"/>
+                <w:iCs w:val="false"/>
+                <w:color w:val="1F2937"/>
+                <w:sz w:val="19"/>
+                <w:szCs w:val="19"/>
+              </w:rPr>
+              <w:t xml:space="preserve">이상치 항목 → 자동 감지 · 드릴다운 제시</w:t>
+            </w:r>
+          </w:p>
+        </w:tc>
+      </w:tr>
+      <w:tr>
+        <w:trPr>
+          <w:tblHeader w:val="false"/>
+        </w:trPr>
+        <w:tc>
+          <w:tcPr>
+            <w:tcW w:type="dxa" w:w="440"/>
+            <w:shd w:fill="FFFFFF" w:color="auto" w:val="clear"/>
+            <w:tcMar>
+              <w:top w:type="dxa" w:w="55"/>
+              <w:left w:type="dxa" w:w="90"/>
+              <w:bottom w:type="dxa" w:w="55"/>
+              <w:right w:type="dxa" w:w="90"/>
+            </w:tcMar>
+            <w:vAlign w:val="center"/>
+          </w:tcPr>
+          <w:p>
+            <w:pPr>
+              <w:spacing w:after="0" w:line="262"/>
+              <w:jc w:val="left"/>
+            </w:pPr>
+            <w:r>
+              <w:rPr>
+                <w:rFonts w:ascii="맑은 고딕" w:cs="맑은 고딕" w:eastAsia="맑은 고딕" w:hAnsi="맑은 고딕"/>
+                <w:b w:val="false"/>
+                <w:bCs w:val="false"/>
+                <w:i w:val="false"/>
+                <w:iCs w:val="false"/>
+                <w:color w:val="1F2937"/>
+                <w:sz w:val="19"/>
+                <w:szCs w:val="19"/>
+              </w:rPr>
+              <w:t xml:space="preserve">32</w:t>
+            </w:r>
+          </w:p>
+        </w:tc>
+        <w:tc>
+          <w:tcPr>
+            <w:tcW w:type="dxa" w:w="1080"/>
+            <w:shd w:fill="FFFFFF" w:color="auto" w:val="clear"/>
+            <w:tcMar>
+              <w:top w:type="dxa" w:w="55"/>
+              <w:left w:type="dxa" w:w="90"/>
+              <w:bottom w:type="dxa" w:w="55"/>
+              <w:right w:type="dxa" w:w="90"/>
+            </w:tcMar>
+            <w:vAlign w:val="center"/>
+          </w:tcPr>
+          <w:p>
+            <w:pPr>
+              <w:spacing w:after="0" w:line="262"/>
+              <w:jc w:val="center"/>
+            </w:pPr>
+            <w:r>
+              <w:rPr>
+                <w:rFonts w:ascii="맑은 고딕" w:cs="맑은 고딕" w:eastAsia="맑은 고딕" w:hAnsi="맑은 고딕"/>
+                <w:b w:val="false"/>
+                <w:bCs w:val="false"/>
+                <w:i w:val="false"/>
+                <w:iCs w:val="false"/>
+                <w:color w:val="1F2937"/>
+                <w:sz w:val="19"/>
+                <w:szCs w:val="19"/>
+              </w:rPr>
+              <w:t xml:space="preserve">분석·보고</w:t>
+            </w:r>
+          </w:p>
+        </w:tc>
+        <w:tc>
+          <w:tcPr>
+            <w:tcW w:type="dxa" w:w="4200"/>
+            <w:shd w:fill="FFFFFF" w:color="auto" w:val="clear"/>
+            <w:tcMar>
+              <w:top w:type="dxa" w:w="55"/>
+              <w:left w:type="dxa" w:w="90"/>
+              <w:bottom w:type="dxa" w:w="55"/>
+              <w:right w:type="dxa" w:w="90"/>
+            </w:tcMar>
+            <w:vAlign w:val="center"/>
+          </w:tcPr>
+          <w:p>
+            <w:pPr>
+              <w:spacing w:after="0" w:line="262"/>
+              <w:jc w:val="center"/>
+            </w:pPr>
+            <w:r>
+              <w:rPr>
+                <w:rFonts w:ascii="맑은 고딕" w:cs="맑은 고딕" w:eastAsia="맑은 고딕" w:hAnsi="맑은 고딕"/>
+                <w:b w:val="false"/>
+                <w:bCs w:val="false"/>
+                <w:i w:val="false"/>
+                <w:iCs w:val="false"/>
+                <w:color w:val="1F2937"/>
+                <w:sz w:val="19"/>
+                <w:szCs w:val="19"/>
+              </w:rPr>
+              <w:t xml:space="preserve">KPI 임계 미달 항목 목표 대비</w:t>
+            </w:r>
+          </w:p>
+        </w:tc>
+        <w:tc>
+          <w:tcPr>
+            <w:tcW w:type="dxa" w:w="3300"/>
+            <w:shd w:fill="FFFFFF" w:color="auto" w:val="clear"/>
+            <w:tcMar>
+              <w:top w:type="dxa" w:w="55"/>
+              <w:left w:type="dxa" w:w="90"/>
+              <w:bottom w:type="dxa" w:w="55"/>
+              <w:right w:type="dxa" w:w="90"/>
+            </w:tcMar>
+            <w:vAlign w:val="center"/>
+          </w:tcPr>
+          <w:p>
+            <w:pPr>
+              <w:spacing w:after="0" w:line="262"/>
+              <w:jc w:val="center"/>
+            </w:pPr>
+            <w:r>
+              <w:rPr>
+                <w:rFonts w:ascii="맑은 고딕" w:cs="맑은 고딕" w:eastAsia="맑은 고딕" w:hAnsi="맑은 고딕"/>
+                <w:b w:val="false"/>
+                <w:bCs w:val="false"/>
+                <w:i w:val="false"/>
+                <w:iCs w:val="false"/>
+                <w:color w:val="1F2937"/>
+                <w:sz w:val="19"/>
+                <w:szCs w:val="19"/>
+              </w:rPr>
+              <w:t xml:space="preserve">보고 하이라이트 → 임원 보고서 자동 생성</w:t>
             </w:r>
           </w:p>
         </w:tc>
@@ -7710,7 +8059,7 @@
           <w:sz w:val="20"/>
           <w:szCs w:val="20"/>
         </w:rPr>
-        <w:t xml:space="preserve">→ 총 30개 룰 코드화 완료. 오탐/미탐 이력을 반영해 임계값을 지속 보정한다.</w:t>
+        <w:t xml:space="preserve">→ 총 32개 룰 코드화 완료. 오탐/미탐 이력을 반영해 임계값을 지속 보정한다.</w:t>
       </w:r>
     </w:p>
     <w:p>
@@ -7884,7 +8233,7 @@
                 <w:sz w:val="19"/>
                 <w:szCs w:val="19"/>
               </w:rPr>
-              <w:t xml:space="preserve">현장 360명 규모 실제 도급 운영 데이터 기반. 역할(현장/관리자/센터)별 화면 분리, 엑셀 업로드 및 P-BOX·오리콘 실적 라이브 연동으로 실사용.</w:t>
+              <w:t xml:space="preserve">현장 360명 규모 실제 도급 운영 데이터 기반. 역할(현장/관리자/센터)별 화면 분리, 엑셀 업로드와 현장 앱 실시간 연동(간접작업 실적·세척실·기상 실황·창고 적치 4종)으로 실사용.</w:t>
             </w:r>
           </w:p>
         </w:tc>
@@ -7953,7 +8302,7 @@
                 <w:sz w:val="19"/>
                 <w:szCs w:val="19"/>
               </w:rPr>
-              <w:t xml:space="preserve">반복업무 소요시간 적용 전·후 실측(3장), 시스템 로그(재배치·지연오더 인지율), 룰 등록현황(30개), 점검 이력(TBM·폭염 통보 100%)으로 검증.</w:t>
+              <w:t xml:space="preserve">반복업무 소요시간 적용 전·후 실측(3장), 시스템 로그(재배치·지연오더 인지율), 룰 등록현황(32개), 점검 이력(TBM·폭염 통보 100%)으로 검증.</w:t>
             </w:r>
           </w:p>
         </w:tc>
@@ -8996,7 +9345,7 @@
                 <w:sz w:val="20"/>
                 <w:szCs w:val="20"/>
               </w:rPr>
-              <w:t xml:space="preserve">30개 (달성)</w:t>
+              <w:t xml:space="preserve">32개 (달성)</w:t>
             </w:r>
           </w:p>
         </w:tc>
@@ -9035,7 +9384,7 @@
           <w:sz w:val="20"/>
           <w:szCs w:val="20"/>
         </w:rPr>
-        <w:t xml:space="preserve">흩어진 현장 데이터를 단일 판단 레이어로 통합하고 관리자 판단 기준 30개를 코드화하여 ‘탐지–조치–보고’를 자동화했다. 관리자 1인 기준 반복업무 월 33.6시간을 절감하고, 안전 사전조치 통보 100%를 달성했다.</w:t>
+        <w:t xml:space="preserve">흩어진 현장 데이터를 단일 판단 레이어로 통합하고 관리자 판단 기준 32개를 코드화하여 ‘탐지–조치–보고’를 자동화했다. 관리자 1인 기준 반복업무 월 33.6시간을 절감하고, 안전 사전조치 통보 100%를 달성했다. 판단의 입력을 시드 데이터에서 현장 앱 실측으로 옮겨, 간접작업·세척·안전(온열)·창고 적치 4개 영역이 실시간으로 판단된다.</w:t>
       </w:r>
     </w:p>
     <w:p>
@@ -9081,7 +9430,7 @@
           <w:sz w:val="20"/>
           <w:szCs w:val="20"/>
         </w:rPr>
-        <w:t xml:space="preserve">2단계 : 룰 임계값 실측 보정, 미조치 재알림·탐지-조치-결과 이력 추적 고도화</w:t>
+        <w:t xml:space="preserve">2단계 : 룰 임계값 실측 보정(오탐·미탐 이력 반영), 생산·품질 판단의 실측 연동 확대</w:t>
       </w:r>
     </w:p>
     <w:p>
@@ -9480,7 +9829,7 @@
                 <w:sz w:val="19"/>
                 <w:szCs w:val="19"/>
               </w:rPr>
-              <w:t xml:space="preserve">종합 상황판 · 계획 · 운영(생산/인력/세척/창고/간접작업) · 품질·안전 · 분석·보고 · 도구(OPL/데이터)</w:t>
+              <w:t xml:space="preserve">① 계획·예측 → ② 현황·실측 → ③ 판단·조치 → ④ 보고 (+ 기준·관리) — 업무 순서를 그대로 메뉴 순서로</w:t>
             </w:r>
           </w:p>
         </w:tc>

--- a/ZAIC_결과보고서_ZEN.docx
+++ b/ZAIC_결과보고서_ZEN.docx
@@ -3431,7 +3431,7 @@
                 <w:sz w:val="19"/>
                 <w:szCs w:val="19"/>
               </w:rPr>
-              <w:t xml:space="preserve">전 Agent 판단 집결 → 조치 문안 자동 생성 · 담당/기한 부여 · 미조치 재알림 · 조치율 실계산</w:t>
+              <w:t xml:space="preserve">전 Agent 판단 집결 → 조치 문안 자동 생성 · 담당/기한 부여 · 미조치 재알림 · 조치율과 효과 확인율 분리 계산 · 재발 회차 추적</w:t>
             </w:r>
           </w:p>
         </w:tc>
@@ -8813,7 +8813,7 @@
                 <w:sz w:val="19"/>
                 <w:szCs w:val="19"/>
               </w:rPr>
-              <w:t xml:space="preserve">자동 산출·추천 구현 · 로그 집계</w:t>
+              <w:t xml:space="preserve">자동 산출·추천 구현 · 조치율과 효과 확인율을 분리 집계 (완료 처리만으로는 오르지 않음)</w:t>
             </w:r>
           </w:p>
         </w:tc>
